--- a/Lab_6_7_8/Sprawozdanie_Fiedoruk_Lab_6_7_8.docx
+++ b/Lab_6_7_8/Sprawozdanie_Fiedoruk_Lab_6_7_8.docx
@@ -2,8 +2,3375 @@
 <file path=word/document.xml><?xml version="1.0" encoding="utf-8"?>
 <w:document xmlns:wpc="http://schemas.microsoft.com/office/word/2010/wordprocessingCanvas" xmlns:cx="http://schemas.microsoft.com/office/drawing/2014/chartex" xmlns:cx1="http://schemas.microsoft.com/office/drawing/2015/9/8/chartex" xmlns:cx2="http://schemas.microsoft.com/office/drawing/2015/10/21/chartex" xmlns:cx3="http://schemas.microsoft.com/office/drawing/2016/5/9/chartex" xmlns:cx4="http://schemas.microsoft.com/office/drawing/2016/5/10/chartex" xmlns:cx5="http://schemas.microsoft.com/office/drawing/2016/5/11/chartex" xmlns:cx6="http://schemas.microsoft.com/office/drawing/2016/5/12/chartex" xmlns:cx7="http://schemas.microsoft.com/office/drawing/2016/5/13/chartex" xmlns:cx8="http://schemas.microsoft.com/office/drawing/2016/5/14/chartex" xmlns:mc="http://schemas.openxmlformats.org/markup-compatibility/2006" xmlns:aink="http://schemas.microsoft.com/office/drawing/2016/ink" xmlns:am3d="http://schemas.microsoft.com/office/drawing/2017/model3d" xmlns:o="urn:schemas-microsoft-com:office:office" xmlns:oel="http://schemas.microsoft.com/office/2019/extlst" xmlns:r="http://schemas.openxmlformats.org/officeDocument/2006/relationships" xmlns:m="http://schemas.openxmlformats.org/officeDocument/2006/math" xmlns:v="urn:schemas-microsoft-com:vml" xmlns:wp14="http://schemas.microsoft.com/office/word/2010/wordprocessingDrawing" xmlns:wp="http://schemas.openxmlformats.org/drawingml/2006/wordprocessingDrawing" xmlns:w10="urn:schemas-microsoft-com:office:word" xmlns:w="http://schemas.openxmlformats.org/wordprocessingml/2006/main" xmlns:w14="http://schemas.microsoft.com/office/word/2010/wordml" xmlns:w15="http://schemas.microsoft.com/office/word/2012/wordml" xmlns:w16cex="http://schemas.microsoft.com/office/word/2018/wordml/cex" xmlns:w16cid="http://schemas.microsoft.com/office/word/2016/wordml/cid" xmlns:w16="http://schemas.microsoft.com/office/word/2018/wordml" xmlns:w16du="http://schemas.microsoft.com/office/word/2023/wordml/word16du" xmlns:w16sdtdh="http://schemas.microsoft.com/office/word/2020/wordml/sdtdatahash" xmlns:w16sdtfl="http://schemas.microsoft.com/office/word/2024/wordml/sdtformatlock" xmlns:w16se="http://schemas.microsoft.com/office/word/2015/wordml/symex" xmlns:wpg="http://schemas.microsoft.com/office/word/2010/wordprocessingGroup" xmlns:wpi="http://schemas.microsoft.com/office/word/2010/wordprocessingInk" xmlns:wne="http://schemas.microsoft.com/office/word/2006/wordml" xmlns:wps="http://schemas.microsoft.com/office/word/2010/wordprocessingShape" mc:Ignorable="w14 w15 w16se w16cid w16 w16cex w16sdtdh w16sdtfl w16du wp14">
   <w:body>
+    <w:p>
+      <w:pPr>
+        <w:pStyle w:val="paragraph"/>
+        <w:spacing w:before="0" w:beforeAutospacing="0" w:after="0" w:afterAutospacing="0"/>
+        <w:textAlignment w:val="baseline"/>
+        <w:rPr>
+          <w:rFonts w:ascii="Segoe UI" w:hAnsi="Segoe UI" w:cs="Segoe UI"/>
+          <w:sz w:val="18"/>
+          <w:szCs w:val="18"/>
+        </w:rPr>
+      </w:pPr>
+      <w:r>
+        <w:rPr>
+          <w:rStyle w:val="normaltextrun"/>
+          <w:rFonts w:ascii="Aptos Display" w:hAnsi="Aptos Display" w:cs="Segoe UI"/>
+          <w:sz w:val="72"/>
+          <w:szCs w:val="72"/>
+        </w:rPr>
+        <w:t>WYBRANE ELEMENTY</w:t>
+      </w:r>
+      <w:r>
+        <w:rPr>
+          <w:rStyle w:val="eop"/>
+          <w:rFonts w:ascii="Aptos Display" w:hAnsi="Aptos Display" w:cs="Segoe UI"/>
+          <w:sz w:val="72"/>
+          <w:szCs w:val="72"/>
+        </w:rPr>
+        <w:t> </w:t>
+      </w:r>
+    </w:p>
+    <w:p>
+      <w:pPr>
+        <w:pStyle w:val="paragraph"/>
+        <w:spacing w:before="0" w:beforeAutospacing="0" w:after="0" w:afterAutospacing="0"/>
+        <w:textAlignment w:val="baseline"/>
+        <w:rPr>
+          <w:rFonts w:ascii="Segoe UI" w:hAnsi="Segoe UI" w:cs="Segoe UI"/>
+          <w:sz w:val="18"/>
+          <w:szCs w:val="18"/>
+        </w:rPr>
+      </w:pPr>
+      <w:r>
+        <w:rPr>
+          <w:rStyle w:val="normaltextrun"/>
+          <w:rFonts w:ascii="Aptos Display" w:hAnsi="Aptos Display" w:cs="Segoe UI"/>
+          <w:sz w:val="72"/>
+          <w:szCs w:val="72"/>
+        </w:rPr>
+        <w:t>KRYPTOLOGII</w:t>
+      </w:r>
+      <w:r>
+        <w:rPr>
+          <w:rStyle w:val="eop"/>
+          <w:rFonts w:ascii="Aptos Display" w:hAnsi="Aptos Display" w:cs="Segoe UI"/>
+          <w:sz w:val="72"/>
+          <w:szCs w:val="72"/>
+        </w:rPr>
+        <w:t> </w:t>
+      </w:r>
+    </w:p>
+    <w:p>
+      <w:pPr>
+        <w:pStyle w:val="paragraph"/>
+        <w:spacing w:before="0" w:beforeAutospacing="0" w:after="0" w:afterAutospacing="0"/>
+        <w:textAlignment w:val="baseline"/>
+        <w:rPr>
+          <w:rFonts w:ascii="Segoe UI" w:hAnsi="Segoe UI" w:cs="Segoe UI"/>
+          <w:sz w:val="18"/>
+          <w:szCs w:val="18"/>
+        </w:rPr>
+      </w:pPr>
+      <w:r>
+        <w:rPr>
+          <w:rStyle w:val="normaltextrun"/>
+          <w:rFonts w:ascii="Aptos Display" w:hAnsi="Aptos Display" w:cs="Segoe UI"/>
+          <w:i/>
+          <w:iCs/>
+          <w:sz w:val="56"/>
+          <w:szCs w:val="56"/>
+        </w:rPr>
+        <w:t>Laboratoria 6-8 – Szyfry blokowe</w:t>
+      </w:r>
+    </w:p>
+    <w:p>
+      <w:pPr>
+        <w:pStyle w:val="paragraph"/>
+        <w:spacing w:before="0" w:beforeAutospacing="0" w:after="0" w:afterAutospacing="0"/>
+        <w:textAlignment w:val="baseline"/>
+        <w:rPr>
+          <w:rFonts w:ascii="Segoe UI" w:hAnsi="Segoe UI" w:cs="Segoe UI"/>
+          <w:sz w:val="18"/>
+          <w:szCs w:val="18"/>
+        </w:rPr>
+      </w:pPr>
+      <w:r>
+        <w:rPr>
+          <w:rStyle w:val="normaltextrun"/>
+          <w:rFonts w:ascii="Aptos" w:hAnsi="Aptos" w:cs="Segoe UI"/>
+          <w:sz w:val="36"/>
+          <w:szCs w:val="36"/>
+        </w:rPr>
+        <w:t>Prowadząca: mgr inż. Alicja Kida</w:t>
+      </w:r>
+      <w:r>
+        <w:rPr>
+          <w:rStyle w:val="eop"/>
+          <w:rFonts w:ascii="Aptos" w:hAnsi="Aptos" w:cs="Segoe UI"/>
+          <w:sz w:val="36"/>
+          <w:szCs w:val="36"/>
+        </w:rPr>
+        <w:t> </w:t>
+      </w:r>
+    </w:p>
+    <w:p>
+      <w:pPr>
+        <w:pStyle w:val="paragraph"/>
+        <w:spacing w:before="0" w:beforeAutospacing="0" w:after="0" w:afterAutospacing="0"/>
+        <w:rPr>
+          <w:rStyle w:val="eop"/>
+          <w:rFonts w:ascii="Aptos" w:hAnsi="Aptos" w:cs="Segoe UI"/>
+          <w:sz w:val="36"/>
+          <w:szCs w:val="36"/>
+        </w:rPr>
+      </w:pPr>
+    </w:p>
+    <w:p>
+      <w:pPr>
+        <w:pStyle w:val="paragraph"/>
+        <w:spacing w:before="0" w:beforeAutospacing="0" w:after="0" w:afterAutospacing="0"/>
+        <w:rPr>
+          <w:rStyle w:val="eop"/>
+          <w:rFonts w:ascii="Aptos" w:hAnsi="Aptos" w:cs="Segoe UI"/>
+          <w:sz w:val="36"/>
+          <w:szCs w:val="36"/>
+        </w:rPr>
+      </w:pPr>
+    </w:p>
+    <w:p>
+      <w:pPr>
+        <w:pStyle w:val="paragraph"/>
+        <w:spacing w:before="0" w:beforeAutospacing="0" w:after="0" w:afterAutospacing="0"/>
+        <w:rPr>
+          <w:rStyle w:val="eop"/>
+          <w:rFonts w:ascii="Aptos" w:hAnsi="Aptos" w:cs="Segoe UI"/>
+          <w:sz w:val="36"/>
+          <w:szCs w:val="36"/>
+        </w:rPr>
+      </w:pPr>
+    </w:p>
+    <w:p>
+      <w:pPr>
+        <w:pStyle w:val="paragraph"/>
+        <w:spacing w:before="0" w:beforeAutospacing="0" w:after="0" w:afterAutospacing="0"/>
+        <w:rPr>
+          <w:rStyle w:val="eop"/>
+          <w:rFonts w:ascii="Aptos" w:hAnsi="Aptos" w:cs="Segoe UI"/>
+          <w:sz w:val="36"/>
+          <w:szCs w:val="36"/>
+        </w:rPr>
+      </w:pPr>
+    </w:p>
+    <w:p>
+      <w:pPr>
+        <w:pStyle w:val="paragraph"/>
+        <w:spacing w:before="0" w:beforeAutospacing="0" w:after="0" w:afterAutospacing="0"/>
+        <w:rPr>
+          <w:rStyle w:val="eop"/>
+          <w:rFonts w:ascii="Aptos" w:hAnsi="Aptos" w:cs="Segoe UI"/>
+          <w:sz w:val="36"/>
+          <w:szCs w:val="36"/>
+        </w:rPr>
+      </w:pPr>
+    </w:p>
+    <w:p>
+      <w:pPr>
+        <w:pStyle w:val="paragraph"/>
+        <w:spacing w:before="0" w:beforeAutospacing="0" w:after="0" w:afterAutospacing="0"/>
+        <w:rPr>
+          <w:rStyle w:val="eop"/>
+          <w:rFonts w:ascii="Aptos" w:hAnsi="Aptos" w:cs="Segoe UI"/>
+          <w:sz w:val="36"/>
+          <w:szCs w:val="36"/>
+        </w:rPr>
+      </w:pPr>
+    </w:p>
+    <w:p>
+      <w:pPr>
+        <w:pStyle w:val="paragraph"/>
+        <w:spacing w:before="0" w:beforeAutospacing="0" w:after="0" w:afterAutospacing="0"/>
+        <w:rPr>
+          <w:rStyle w:val="eop"/>
+          <w:rFonts w:ascii="Aptos" w:hAnsi="Aptos" w:cs="Segoe UI"/>
+          <w:sz w:val="36"/>
+          <w:szCs w:val="36"/>
+        </w:rPr>
+      </w:pPr>
+    </w:p>
+    <w:p>
+      <w:pPr>
+        <w:pStyle w:val="paragraph"/>
+        <w:spacing w:before="0" w:beforeAutospacing="0" w:after="0" w:afterAutospacing="0"/>
+        <w:rPr>
+          <w:rStyle w:val="eop"/>
+          <w:rFonts w:ascii="Aptos" w:hAnsi="Aptos" w:cs="Segoe UI"/>
+          <w:sz w:val="36"/>
+          <w:szCs w:val="36"/>
+        </w:rPr>
+      </w:pPr>
+    </w:p>
+    <w:p>
+      <w:pPr>
+        <w:pStyle w:val="paragraph"/>
+        <w:spacing w:before="0" w:beforeAutospacing="0" w:after="0" w:afterAutospacing="0"/>
+        <w:rPr>
+          <w:rStyle w:val="eop"/>
+          <w:rFonts w:ascii="Aptos" w:hAnsi="Aptos" w:cs="Segoe UI"/>
+          <w:sz w:val="36"/>
+          <w:szCs w:val="36"/>
+        </w:rPr>
+      </w:pPr>
+    </w:p>
+    <w:p>
+      <w:pPr>
+        <w:pStyle w:val="paragraph"/>
+        <w:spacing w:before="0" w:beforeAutospacing="0" w:after="0" w:afterAutospacing="0"/>
+        <w:rPr>
+          <w:rStyle w:val="eop"/>
+          <w:rFonts w:ascii="Aptos" w:hAnsi="Aptos" w:cs="Segoe UI"/>
+          <w:sz w:val="36"/>
+          <w:szCs w:val="36"/>
+        </w:rPr>
+      </w:pPr>
+    </w:p>
+    <w:p>
+      <w:pPr>
+        <w:pStyle w:val="paragraph"/>
+        <w:spacing w:before="0" w:beforeAutospacing="0" w:after="0" w:afterAutospacing="0"/>
+        <w:rPr>
+          <w:rStyle w:val="eop"/>
+          <w:rFonts w:ascii="Aptos" w:hAnsi="Aptos" w:cs="Segoe UI"/>
+          <w:sz w:val="36"/>
+          <w:szCs w:val="36"/>
+        </w:rPr>
+      </w:pPr>
+    </w:p>
+    <w:p>
+      <w:pPr>
+        <w:pStyle w:val="paragraph"/>
+        <w:spacing w:before="0" w:beforeAutospacing="0" w:after="0" w:afterAutospacing="0"/>
+        <w:rPr>
+          <w:rStyle w:val="eop"/>
+          <w:rFonts w:ascii="Aptos" w:hAnsi="Aptos" w:cs="Segoe UI"/>
+          <w:sz w:val="36"/>
+          <w:szCs w:val="36"/>
+        </w:rPr>
+      </w:pPr>
+    </w:p>
+    <w:p>
+      <w:pPr>
+        <w:pStyle w:val="paragraph"/>
+        <w:spacing w:before="0" w:beforeAutospacing="0" w:after="0" w:afterAutospacing="0"/>
+        <w:rPr>
+          <w:rStyle w:val="eop"/>
+          <w:rFonts w:ascii="Aptos" w:hAnsi="Aptos" w:cs="Segoe UI"/>
+          <w:sz w:val="36"/>
+          <w:szCs w:val="36"/>
+        </w:rPr>
+      </w:pPr>
+    </w:p>
+    <w:p>
+      <w:pPr>
+        <w:pStyle w:val="paragraph"/>
+        <w:spacing w:before="0" w:beforeAutospacing="0" w:after="0" w:afterAutospacing="0"/>
+        <w:rPr>
+          <w:rStyle w:val="eop"/>
+          <w:rFonts w:ascii="Aptos" w:hAnsi="Aptos" w:cs="Segoe UI"/>
+          <w:sz w:val="36"/>
+          <w:szCs w:val="36"/>
+        </w:rPr>
+      </w:pPr>
+    </w:p>
+    <w:p>
+      <w:pPr>
+        <w:pStyle w:val="paragraph"/>
+        <w:spacing w:before="0" w:beforeAutospacing="0" w:after="0" w:afterAutospacing="0"/>
+        <w:rPr>
+          <w:rStyle w:val="eop"/>
+          <w:rFonts w:ascii="Aptos" w:hAnsi="Aptos" w:cs="Segoe UI"/>
+          <w:sz w:val="36"/>
+          <w:szCs w:val="36"/>
+        </w:rPr>
+      </w:pPr>
+    </w:p>
+    <w:p>
+      <w:pPr>
+        <w:pStyle w:val="paragraph"/>
+        <w:spacing w:before="0" w:beforeAutospacing="0" w:after="0" w:afterAutospacing="0"/>
+        <w:rPr>
+          <w:rStyle w:val="eop"/>
+          <w:rFonts w:ascii="Aptos" w:hAnsi="Aptos" w:cs="Segoe UI"/>
+          <w:sz w:val="36"/>
+          <w:szCs w:val="36"/>
+        </w:rPr>
+      </w:pPr>
+    </w:p>
+    <w:p>
+      <w:pPr>
+        <w:pStyle w:val="paragraph"/>
+        <w:spacing w:before="0" w:beforeAutospacing="0" w:after="0" w:afterAutospacing="0"/>
+        <w:rPr>
+          <w:rStyle w:val="eop"/>
+          <w:rFonts w:ascii="Aptos" w:hAnsi="Aptos" w:cs="Segoe UI"/>
+          <w:sz w:val="36"/>
+          <w:szCs w:val="36"/>
+        </w:rPr>
+      </w:pPr>
+    </w:p>
+    <w:p>
+      <w:pPr>
+        <w:pStyle w:val="paragraph"/>
+        <w:spacing w:before="0" w:beforeAutospacing="0" w:after="0" w:afterAutospacing="0"/>
+        <w:rPr>
+          <w:rStyle w:val="eop"/>
+          <w:rFonts w:ascii="Aptos" w:hAnsi="Aptos" w:cs="Segoe UI"/>
+          <w:sz w:val="36"/>
+          <w:szCs w:val="36"/>
+        </w:rPr>
+      </w:pPr>
+    </w:p>
+    <w:p>
+      <w:pPr>
+        <w:pStyle w:val="paragraph"/>
+        <w:spacing w:before="0" w:beforeAutospacing="0" w:after="0" w:afterAutospacing="0"/>
+        <w:rPr>
+          <w:rStyle w:val="eop"/>
+          <w:rFonts w:ascii="Aptos" w:hAnsi="Aptos" w:cs="Segoe UI"/>
+          <w:sz w:val="36"/>
+          <w:szCs w:val="36"/>
+        </w:rPr>
+      </w:pPr>
+    </w:p>
+    <w:p>
+      <w:pPr>
+        <w:pStyle w:val="paragraph"/>
+        <w:spacing w:before="0" w:beforeAutospacing="0" w:after="0" w:afterAutospacing="0"/>
+        <w:rPr>
+          <w:rStyle w:val="eop"/>
+          <w:rFonts w:ascii="Aptos" w:hAnsi="Aptos" w:cs="Segoe UI"/>
+          <w:sz w:val="36"/>
+          <w:szCs w:val="36"/>
+        </w:rPr>
+      </w:pPr>
+    </w:p>
+    <w:p>
+      <w:pPr>
+        <w:pStyle w:val="paragraph"/>
+        <w:spacing w:before="0" w:beforeAutospacing="0" w:after="0" w:afterAutospacing="0"/>
+        <w:rPr>
+          <w:rStyle w:val="eop"/>
+          <w:rFonts w:ascii="Aptos" w:hAnsi="Aptos" w:cs="Segoe UI"/>
+          <w:sz w:val="36"/>
+          <w:szCs w:val="36"/>
+        </w:rPr>
+      </w:pPr>
+    </w:p>
+    <w:p>
+      <w:pPr>
+        <w:pStyle w:val="paragraph"/>
+        <w:spacing w:before="0" w:beforeAutospacing="0" w:after="0" w:afterAutospacing="0"/>
+        <w:rPr>
+          <w:rStyle w:val="eop"/>
+          <w:rFonts w:ascii="Aptos" w:hAnsi="Aptos" w:cs="Segoe UI"/>
+          <w:sz w:val="36"/>
+          <w:szCs w:val="36"/>
+        </w:rPr>
+      </w:pPr>
+    </w:p>
+    <w:p>
+      <w:pPr>
+        <w:pStyle w:val="paragraph"/>
+        <w:spacing w:before="0" w:beforeAutospacing="0" w:after="0" w:afterAutospacing="0"/>
+        <w:rPr>
+          <w:rStyle w:val="eop"/>
+          <w:rFonts w:ascii="Aptos" w:hAnsi="Aptos" w:cs="Segoe UI"/>
+          <w:sz w:val="36"/>
+          <w:szCs w:val="36"/>
+        </w:rPr>
+      </w:pPr>
+    </w:p>
+    <w:p>
+      <w:pPr>
+        <w:pStyle w:val="paragraph"/>
+        <w:spacing w:before="0" w:beforeAutospacing="0" w:after="0" w:afterAutospacing="0"/>
+        <w:rPr>
+          <w:rStyle w:val="eop"/>
+          <w:rFonts w:ascii="Aptos" w:hAnsi="Aptos" w:cs="Segoe UI"/>
+          <w:sz w:val="36"/>
+          <w:szCs w:val="36"/>
+        </w:rPr>
+      </w:pPr>
+    </w:p>
+    <w:p>
+      <w:pPr>
+        <w:pStyle w:val="paragraph"/>
+        <w:spacing w:before="0" w:beforeAutospacing="0" w:after="0" w:afterAutospacing="0"/>
+        <w:rPr>
+          <w:rStyle w:val="eop"/>
+          <w:rFonts w:ascii="Aptos" w:hAnsi="Aptos" w:cs="Segoe UI"/>
+          <w:sz w:val="36"/>
+          <w:szCs w:val="36"/>
+        </w:rPr>
+      </w:pPr>
+    </w:p>
+    <w:p>
+      <w:pPr>
+        <w:pStyle w:val="paragraph"/>
+        <w:spacing w:before="0" w:beforeAutospacing="0" w:after="0" w:afterAutospacing="0"/>
+        <w:rPr>
+          <w:rStyle w:val="eop"/>
+          <w:rFonts w:ascii="Aptos" w:hAnsi="Aptos" w:cs="Segoe UI"/>
+          <w:sz w:val="36"/>
+          <w:szCs w:val="36"/>
+        </w:rPr>
+      </w:pPr>
+    </w:p>
+    <w:p>
+      <w:pPr>
+        <w:pStyle w:val="paragraph"/>
+        <w:spacing w:before="0" w:beforeAutospacing="0" w:after="0" w:afterAutospacing="0"/>
+        <w:rPr>
+          <w:rStyle w:val="eop"/>
+          <w:rFonts w:ascii="Aptos" w:hAnsi="Aptos" w:cs="Segoe UI"/>
+          <w:sz w:val="36"/>
+          <w:szCs w:val="36"/>
+        </w:rPr>
+      </w:pPr>
+    </w:p>
+    <w:p>
+      <w:pPr>
+        <w:pStyle w:val="paragraph"/>
+        <w:spacing w:before="0" w:beforeAutospacing="0" w:after="0" w:afterAutospacing="0"/>
+        <w:rPr>
+          <w:rStyle w:val="eop"/>
+          <w:rFonts w:ascii="Aptos" w:hAnsi="Aptos" w:cs="Segoe UI"/>
+          <w:sz w:val="36"/>
+          <w:szCs w:val="36"/>
+        </w:rPr>
+      </w:pPr>
+    </w:p>
+    <w:p>
+      <w:pPr>
+        <w:pStyle w:val="Akapitzlist"/>
+        <w:numPr>
+          <w:ilvl w:val="0"/>
+          <w:numId w:val="1"/>
+        </w:numPr>
+      </w:pPr>
+      <w:r>
+        <w:t>Szyfrowanie i deszyfrowanie</w:t>
+      </w:r>
+    </w:p>
+    <w:p>
+      <w:pPr>
+        <w:pStyle w:val="Akapitzlist"/>
+        <w:numPr>
+          <w:ilvl w:val="0"/>
+          <w:numId w:val="2"/>
+        </w:numPr>
+      </w:pPr>
+      <w:r>
+        <w:t xml:space="preserve">Szyfrowanie </w:t>
+      </w:r>
+      <w:r>
+        <w:t>tekstu trzema dł</w:t>
+      </w:r>
+      <w:r>
+        <w:t>ugościami klucza</w:t>
+      </w:r>
+    </w:p>
+    <w:p>
+      <w:r>
+        <w:rPr>
+          <w:noProof/>
+        </w:rPr>
+        <w:drawing>
+          <wp:anchor distT="0" distB="0" distL="114300" distR="114300" simplePos="0" relativeHeight="251658242" behindDoc="0" locked="0" layoutInCell="1" allowOverlap="1" wp14:anchorId="57DAF79D" wp14:editId="4198AC75">
+            <wp:simplePos x="0" y="0"/>
+            <wp:positionH relativeFrom="column">
+              <wp:posOffset>0</wp:posOffset>
+            </wp:positionH>
+            <wp:positionV relativeFrom="paragraph">
+              <wp:posOffset>635</wp:posOffset>
+            </wp:positionV>
+            <wp:extent cx="5655310" cy="4640580"/>
+            <wp:effectExtent l="0" t="0" r="2540" b="7620"/>
+            <wp:wrapTopAndBottom/>
+            <wp:docPr id="1079659822" name="Obraz 1"/>
+            <wp:cNvGraphicFramePr>
+              <a:graphicFrameLocks xmlns:a="http://schemas.openxmlformats.org/drawingml/2006/main" noChangeAspect="1"/>
+            </wp:cNvGraphicFramePr>
+            <a:graphic xmlns:a="http://schemas.openxmlformats.org/drawingml/2006/main">
+              <a:graphicData uri="http://schemas.openxmlformats.org/drawingml/2006/picture">
+                <pic:pic xmlns:pic="http://schemas.openxmlformats.org/drawingml/2006/picture">
+                  <pic:nvPicPr>
+                    <pic:cNvPr id="1079659822" name=""/>
+                    <pic:cNvPicPr/>
+                  </pic:nvPicPr>
+                  <pic:blipFill>
+                    <a:blip r:embed="rId10">
+                      <a:extLst>
+                        <a:ext uri="{28A0092B-C50C-407E-A947-70E740481C1C}">
+                          <a14:useLocalDpi xmlns:a14="http://schemas.microsoft.com/office/drawing/2010/main" val="0"/>
+                        </a:ext>
+                      </a:extLst>
+                    </a:blip>
+                    <a:stretch>
+                      <a:fillRect/>
+                    </a:stretch>
+                  </pic:blipFill>
+                  <pic:spPr>
+                    <a:xfrm>
+                      <a:off x="0" y="0"/>
+                      <a:ext cx="5655310" cy="4640580"/>
+                    </a:xfrm>
+                    <a:prstGeom prst="rect">
+                      <a:avLst/>
+                    </a:prstGeom>
+                  </pic:spPr>
+                </pic:pic>
+              </a:graphicData>
+            </a:graphic>
+          </wp:anchor>
+        </w:drawing>
+      </w:r>
+    </w:p>
+    <w:p>
+      <w:r>
+        <w:rPr>
+          <w:b/>
+          <w:bCs/>
+        </w:rPr>
+        <w:t>Tekst jawny:</w:t>
+      </w:r>
+      <w:r>
+        <w:t xml:space="preserve"> </w:t>
+      </w:r>
+      <w:r>
+        <w:t>Stanisław Fiedoruk</w:t>
+      </w:r>
+      <w:r>
+        <w:t xml:space="preserve">, </w:t>
+      </w:r>
+      <w:r>
+        <w:t>53 74 61 6E 69 73 C5 82 61 77 20 46 69 65 64 6F 72 75 6B</w:t>
+      </w:r>
+      <w:r>
+        <w:br/>
+      </w:r>
+      <w:r>
+        <w:rPr>
+          <w:b/>
+          <w:bCs/>
+        </w:rPr>
+        <w:t>Dla 128 bit:</w:t>
+      </w:r>
+    </w:p>
+    <w:p>
+      <w:pPr>
+        <w:ind w:left="708"/>
+      </w:pPr>
+      <w:r>
+        <w:rPr>
+          <w:b/>
+          <w:bCs/>
+        </w:rPr>
+        <w:t>Klucz:</w:t>
+      </w:r>
+      <w:r>
+        <w:t xml:space="preserve"> </w:t>
+      </w:r>
+      <w:r>
+        <w:t>3E 17 BA 96 AE 04 CD 3B 99 86 9E 56 F0 AD BF 3A</w:t>
+      </w:r>
+    </w:p>
+    <w:p>
+      <w:pPr>
+        <w:ind w:left="708"/>
+      </w:pPr>
+      <w:r>
+        <w:rPr>
+          <w:b/>
+          <w:bCs/>
+        </w:rPr>
+        <w:t>Szyfrogram</w:t>
+      </w:r>
+      <w:r>
+        <w:rPr>
+          <w:b/>
+          <w:bCs/>
+        </w:rPr>
+        <w:t>:</w:t>
+      </w:r>
+      <w:r>
+        <w:t xml:space="preserve"> AB 7F 20 48 36 D4 90 0F 3A 10 6C 14 38 C8 7D BD BF A3 88 69 84 17 22 1B C8 0B 65 F7 8F 8E A6 9E</w:t>
+      </w:r>
+    </w:p>
+    <w:p>
+      <w:pPr>
+        <w:rPr>
+          <w:b/>
+          <w:bCs/>
+        </w:rPr>
+      </w:pPr>
+      <w:r>
+        <w:rPr>
+          <w:b/>
+          <w:bCs/>
+        </w:rPr>
+        <w:t>Dla 192 bit:</w:t>
+      </w:r>
+    </w:p>
+    <w:p>
+      <w:pPr>
+        <w:ind w:left="708"/>
+      </w:pPr>
+      <w:r>
+        <w:rPr>
+          <w:b/>
+          <w:bCs/>
+        </w:rPr>
+        <w:t>Klucz:</w:t>
+      </w:r>
+      <w:r>
+        <w:rPr>
+          <w:b/>
+          <w:bCs/>
+        </w:rPr>
+        <w:t xml:space="preserve"> </w:t>
+      </w:r>
+      <w:r>
+        <w:t>3E 17 BA 96 AE 04 CD 3B 99 86 9E 56 F0 AD BF 3A 6F B7 4D 25 55 17 5D CC</w:t>
+      </w:r>
+    </w:p>
+    <w:p>
+      <w:pPr>
+        <w:ind w:left="708"/>
+      </w:pPr>
+      <w:r>
+        <w:rPr>
+          <w:b/>
+          <w:bCs/>
+        </w:rPr>
+        <w:t>Szyfrogram:</w:t>
+      </w:r>
+      <w:r>
+        <w:rPr>
+          <w:b/>
+          <w:bCs/>
+        </w:rPr>
+        <w:t xml:space="preserve"> </w:t>
+      </w:r>
+      <w:r>
+        <w:t>41 52 40 AA 7C 54 A1 CF 80 A5 B6 B2 9B 4C 3A 52 AC 6D E2 8B 57 2F 56 83 D8 4B D8 84 30 C2 44 3E</w:t>
+      </w:r>
+    </w:p>
+    <w:p>
+      <w:pPr>
+        <w:rPr>
+          <w:b/>
+          <w:bCs/>
+        </w:rPr>
+      </w:pPr>
+      <w:r>
+        <w:rPr>
+          <w:b/>
+          <w:bCs/>
+        </w:rPr>
+        <w:t>Dla 256 bit:</w:t>
+      </w:r>
+    </w:p>
+    <w:p>
+      <w:pPr>
+        <w:ind w:left="708"/>
+      </w:pPr>
+      <w:r>
+        <w:rPr>
+          <w:b/>
+          <w:bCs/>
+        </w:rPr>
+        <w:t>Klucz:</w:t>
+      </w:r>
+      <w:r>
+        <w:rPr>
+          <w:b/>
+          <w:bCs/>
+        </w:rPr>
+        <w:t xml:space="preserve"> </w:t>
+      </w:r>
+      <w:r>
+        <w:t>3E 17 BA 96 AE 04 CD 3B 99 86 9E 56 F0 AD BF 3A 6F B7 4D 25 55 17 5D CC 6E 8B 09 14 57 9A B0 36</w:t>
+      </w:r>
+    </w:p>
+    <w:p>
+      <w:pPr>
+        <w:ind w:left="708"/>
+        <w:rPr>
+          <w:lang w:val="en-US"/>
+        </w:rPr>
+      </w:pPr>
+      <w:proofErr w:type="spellStart"/>
+      <w:r>
+        <w:rPr>
+          <w:b/>
+          <w:bCs/>
+          <w:lang w:val="en-US"/>
+        </w:rPr>
+        <w:t>Szyfrogram</w:t>
+      </w:r>
+      <w:proofErr w:type="spellEnd"/>
+      <w:r>
+        <w:rPr>
+          <w:b/>
+          <w:bCs/>
+          <w:lang w:val="en-US"/>
+        </w:rPr>
+        <w:t>:</w:t>
+      </w:r>
+      <w:r>
+        <w:rPr>
+          <w:b/>
+          <w:bCs/>
+          <w:lang w:val="en-US"/>
+        </w:rPr>
+        <w:t xml:space="preserve"> </w:t>
+      </w:r>
+      <w:r>
+        <w:rPr>
+          <w:lang w:val="en-US"/>
+        </w:rPr>
+        <w:t>24 83 FC 13 01 FE A0 2D 9A 93 04 5E E2 B4 14 22 1A 08 47 6C D9 4F 7D A3 ED 43 D3 75 D2 1C 51 78</w:t>
+      </w:r>
+    </w:p>
+    <w:p>
+      <w:pPr>
+        <w:rPr>
+          <w:lang w:val="en-US"/>
+        </w:rPr>
+      </w:pPr>
+    </w:p>
+    <w:p>
+      <w:pPr>
+        <w:pStyle w:val="Akapitzlist"/>
+        <w:numPr>
+          <w:ilvl w:val="0"/>
+          <w:numId w:val="2"/>
+        </w:numPr>
+      </w:pPr>
+      <w:r>
+        <w:t xml:space="preserve">Szyfrowanie plików </w:t>
+      </w:r>
+      <w:r>
+        <w:t>trzema długościami klucza</w:t>
+      </w:r>
+    </w:p>
+    <w:p>
+      <w:pPr>
+        <w:pStyle w:val="Akapitzlist"/>
+        <w:ind w:left="1080"/>
+        <w:rPr>
+          <w:lang w:val="en-US"/>
+        </w:rPr>
+      </w:pPr>
+      <w:proofErr w:type="spellStart"/>
+      <w:r>
+        <w:rPr>
+          <w:b/>
+          <w:bCs/>
+          <w:lang w:val="en-US"/>
+        </w:rPr>
+        <w:t>Klucz</w:t>
+      </w:r>
+      <w:proofErr w:type="spellEnd"/>
+      <w:r>
+        <w:rPr>
+          <w:b/>
+          <w:bCs/>
+          <w:lang w:val="en-US"/>
+        </w:rPr>
+        <w:t xml:space="preserve"> 128 bit</w:t>
+      </w:r>
+      <w:r>
+        <w:rPr>
+          <w:b/>
+          <w:bCs/>
+          <w:lang w:val="en-US"/>
+        </w:rPr>
+        <w:t>:</w:t>
+      </w:r>
+      <w:r>
+        <w:rPr>
+          <w:lang w:val="en-US"/>
+        </w:rPr>
+        <w:t xml:space="preserve"> </w:t>
+      </w:r>
+      <w:r>
+        <w:rPr>
+          <w:lang w:val="en-US"/>
+        </w:rPr>
+        <w:t>3E 17 BA 96 AE 04 CD 3B 99 86 9E 56 F0 AD BF 3A</w:t>
+      </w:r>
+    </w:p>
+    <w:p>
+      <w:pPr>
+        <w:pStyle w:val="Akapitzlist"/>
+        <w:ind w:left="1080"/>
+        <w:rPr>
+          <w:lang w:val="en-US"/>
+        </w:rPr>
+      </w:pPr>
+      <w:proofErr w:type="spellStart"/>
+      <w:r>
+        <w:rPr>
+          <w:b/>
+          <w:bCs/>
+          <w:lang w:val="en-US"/>
+        </w:rPr>
+        <w:t>Klucz</w:t>
+      </w:r>
+      <w:proofErr w:type="spellEnd"/>
+      <w:r>
+        <w:rPr>
+          <w:b/>
+          <w:bCs/>
+          <w:lang w:val="en-US"/>
+        </w:rPr>
+        <w:t xml:space="preserve"> 192 bit:</w:t>
+      </w:r>
+      <w:r>
+        <w:rPr>
+          <w:lang w:val="en-US"/>
+        </w:rPr>
+        <w:t xml:space="preserve"> </w:t>
+      </w:r>
+      <w:r>
+        <w:rPr>
+          <w:lang w:val="en-US"/>
+        </w:rPr>
+        <w:t>3E 17 BA 96 AE 04 CD 3B 99 86 9E 56 F0 AD BF 3A 6F B7 4D 25 55 17 5D CC</w:t>
+      </w:r>
+    </w:p>
+    <w:p>
+      <w:pPr>
+        <w:pStyle w:val="Akapitzlist"/>
+        <w:ind w:left="1080"/>
+        <w:rPr>
+          <w:lang w:val="en-US"/>
+        </w:rPr>
+      </w:pPr>
+      <w:proofErr w:type="spellStart"/>
+      <w:r>
+        <w:rPr>
+          <w:b/>
+          <w:bCs/>
+          <w:lang w:val="en-US"/>
+        </w:rPr>
+        <w:t>Klucz</w:t>
+      </w:r>
+      <w:proofErr w:type="spellEnd"/>
+      <w:r>
+        <w:rPr>
+          <w:b/>
+          <w:bCs/>
+          <w:lang w:val="en-US"/>
+        </w:rPr>
+        <w:t xml:space="preserve"> 256 bit:</w:t>
+      </w:r>
+      <w:r>
+        <w:rPr>
+          <w:lang w:val="en-US"/>
+        </w:rPr>
+        <w:t xml:space="preserve"> </w:t>
+      </w:r>
+      <w:r>
+        <w:rPr>
+          <w:lang w:val="en-US"/>
+        </w:rPr>
+        <w:t>3E 17 BA 96 AE 04 CD 3B 99 86 9E 56 F0 AD BF 3A 6F B7 4D 25 55 17 5D CC 6E 8B 09 14 57 9A B0 36</w:t>
+      </w:r>
+    </w:p>
+    <w:p>
+      <w:r>
+        <w:t>plain00</w:t>
+      </w:r>
+      <w:r>
+        <w:rPr>
+          <w:noProof/>
+        </w:rPr>
+        <w:drawing>
+          <wp:anchor distT="0" distB="0" distL="114300" distR="114300" simplePos="0" relativeHeight="251658241" behindDoc="0" locked="0" layoutInCell="1" allowOverlap="1" wp14:anchorId="3E6D692A" wp14:editId="3C7AECAC">
+            <wp:simplePos x="0" y="0"/>
+            <wp:positionH relativeFrom="page">
+              <wp:align>center</wp:align>
+            </wp:positionH>
+            <wp:positionV relativeFrom="paragraph">
+              <wp:posOffset>349250</wp:posOffset>
+            </wp:positionV>
+            <wp:extent cx="7552800" cy="4244400"/>
+            <wp:effectExtent l="0" t="0" r="0" b="3810"/>
+            <wp:wrapTopAndBottom/>
+            <wp:docPr id="973700162" name="Obraz 1"/>
+            <wp:cNvGraphicFramePr>
+              <a:graphicFrameLocks xmlns:a="http://schemas.openxmlformats.org/drawingml/2006/main" noChangeAspect="1"/>
+            </wp:cNvGraphicFramePr>
+            <a:graphic xmlns:a="http://schemas.openxmlformats.org/drawingml/2006/main">
+              <a:graphicData uri="http://schemas.openxmlformats.org/drawingml/2006/picture">
+                <pic:pic xmlns:pic="http://schemas.openxmlformats.org/drawingml/2006/picture">
+                  <pic:nvPicPr>
+                    <pic:cNvPr id="973700162" name=""/>
+                    <pic:cNvPicPr/>
+                  </pic:nvPicPr>
+                  <pic:blipFill>
+                    <a:blip r:embed="rId11" cstate="print">
+                      <a:extLst>
+                        <a:ext uri="{28A0092B-C50C-407E-A947-70E740481C1C}">
+                          <a14:useLocalDpi xmlns:a14="http://schemas.microsoft.com/office/drawing/2010/main" val="0"/>
+                        </a:ext>
+                      </a:extLst>
+                    </a:blip>
+                    <a:stretch>
+                      <a:fillRect/>
+                    </a:stretch>
+                  </pic:blipFill>
+                  <pic:spPr>
+                    <a:xfrm>
+                      <a:off x="0" y="0"/>
+                      <a:ext cx="7552800" cy="4244400"/>
+                    </a:xfrm>
+                    <a:prstGeom prst="rect">
+                      <a:avLst/>
+                    </a:prstGeom>
+                  </pic:spPr>
+                </pic:pic>
+              </a:graphicData>
+            </a:graphic>
+            <wp14:sizeRelH relativeFrom="margin">
+              <wp14:pctWidth>0</wp14:pctWidth>
+            </wp14:sizeRelH>
+            <wp14:sizeRelV relativeFrom="margin">
+              <wp14:pctHeight>0</wp14:pctHeight>
+            </wp14:sizeRelV>
+          </wp:anchor>
+        </w:drawing>
+      </w:r>
+    </w:p>
+    <w:p>
+      <w:pPr>
+        <w:pStyle w:val="Akapitzlist"/>
+      </w:pPr>
+    </w:p>
+    <w:p>
+      <w:r>
+        <w:t xml:space="preserve">Zawartość </w:t>
+      </w:r>
+      <w:r>
+        <w:t>pliku: Same bajty 00</w:t>
+      </w:r>
+    </w:p>
+    <w:p>
+      <w:r>
+        <w:t xml:space="preserve">Szyfrogram </w:t>
+      </w:r>
+      <w:r>
+        <w:t>128 bit:</w:t>
+      </w:r>
+      <w:r>
+        <w:t xml:space="preserve"> </w:t>
+      </w:r>
+      <w:r>
+        <w:t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w:t>
+      </w:r>
+    </w:p>
+    <w:p>
+      <w:r>
+        <w:t>Szyfrogram 192 bit:</w:t>
+      </w:r>
+      <w:r>
+        <w:t xml:space="preserve"> </w:t>
+      </w:r>
+      <w:r>
+        <w:t xml:space="preserve">B9 B8 A5 D8 3A E2 D3 D7 6C 8D 4B 5C E7 FC E4 86 C5 13 1F 30 E8 2C 6F E4 A3 53 7E 83 27 4A 8A A2 C8 B9 7A 21 05 1C 7C 40 1D 01 30 A4 A2 FA 46 33 3D 41 1F FE CE 2F FD 88 68 43 38 88 5F 6A 3B 92 7B 4E 63 B4 E5 3D 5A F2 1C 3A 3E DC 6F D1 FA C1 DD 09 7E 70 D3 24 12 05 D8 9F 36 </w:t>
+      </w:r>
+      <w:r>
+        <w:lastRenderedPageBreak/>
+        <w:t>40 61 19 58 44 DF 87 8E 38 16 D8 4B 87 45 0E EF D9 09 AF 2B 3B 75 6F B7 28 17 01 EE 29 5E 1E 4D 8F 85 5D 11 35 25 C6 FF 43 16 05 50 AE 79 77 DE 29 52 23 93 13 4D 56 69 59 48 0A 34 E1 A4 A3 95 78 95 7B 1A 69 EE 40 E6 D0 58 7D BE E5 E2 D7 9D B9 F2 F1 9E FC 38 86 92 73 06 34 6A E6 89 BA 65 86 68 65 F5 10 1E B8 70 D8 75 31 9A 6B 11 B2 24 D2 FC D7 FB 3E 5B D3 1C 8B 16 97 38 2F BE 83 F3 F2 AD 24 09 11 D3 9C ED B4 6F 78 44 99 A1 92 DC 2C 13 63 9D 7F F9 09 EC FA D9 4B 53 EB 2F 35 35 74 8C 30 61 4D</w:t>
+      </w:r>
+    </w:p>
+    <w:p>
+      <w:r>
+        <w:t>Szyfrogram 256 bit:</w:t>
+      </w:r>
+      <w:r>
+        <w:t xml:space="preserve"> </w:t>
+      </w:r>
+      <w:r>
+        <w:t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w:t>
+      </w:r>
+    </w:p>
+    <w:p>
+      <w:proofErr w:type="spellStart"/>
+      <w:r>
+        <w:t>plainBW</w:t>
+      </w:r>
+      <w:proofErr w:type="spellEnd"/>
+    </w:p>
+    <w:p>
+      <w:r>
+        <w:drawing>
+          <wp:inline distT="0" distB="0" distL="0" distR="0" wp14:anchorId="3F6E63E4" wp14:editId="24BA2D00">
+            <wp:extent cx="6645910" cy="3805555"/>
+            <wp:effectExtent l="0" t="0" r="2540" b="4445"/>
+            <wp:docPr id="1847608446" name="Obraz 1"/>
+            <wp:cNvGraphicFramePr>
+              <a:graphicFrameLocks xmlns:a="http://schemas.openxmlformats.org/drawingml/2006/main" noChangeAspect="1"/>
+            </wp:cNvGraphicFramePr>
+            <a:graphic xmlns:a="http://schemas.openxmlformats.org/drawingml/2006/main">
+              <a:graphicData uri="http://schemas.openxmlformats.org/drawingml/2006/picture">
+                <pic:pic xmlns:pic="http://schemas.openxmlformats.org/drawingml/2006/picture">
+                  <pic:nvPicPr>
+                    <pic:cNvPr id="1809413343" name=""/>
+                    <pic:cNvPicPr/>
+                  </pic:nvPicPr>
+                  <pic:blipFill>
+                    <a:blip r:embed="rId12"/>
+                    <a:stretch>
+                      <a:fillRect/>
+                    </a:stretch>
+                  </pic:blipFill>
+                  <pic:spPr>
+                    <a:xfrm>
+                      <a:off x="0" y="0"/>
+                      <a:ext cx="6645910" cy="3805555"/>
+                    </a:xfrm>
+                    <a:prstGeom prst="rect">
+                      <a:avLst/>
+                    </a:prstGeom>
+                  </pic:spPr>
+                </pic:pic>
+              </a:graphicData>
+            </a:graphic>
+          </wp:inline>
+        </w:drawing>
+      </w:r>
+    </w:p>
+    <w:p>
+      <w:r>
+        <w:t xml:space="preserve">Zawartość pliku: </w:t>
+      </w:r>
+      <w:r>
+        <w:t>bajty FF i na przekątnej FE</w:t>
+      </w:r>
+    </w:p>
+    <w:p>
+      <w:r>
+        <w:t>Szyfrogram 128 bit:</w:t>
+      </w:r>
+      <w:r>
+        <w:t xml:space="preserve"> </w:t>
+      </w:r>
+      <w:r>
+        <w:t xml:space="preserve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w:t>
+      </w:r>
+      <w:r>
+        <w:lastRenderedPageBreak/>
+        <w:t>18 64 03 D7 E9 92 48 DC A8 EA 60 B7 59 BD 13 7A AB 99 DC CF BE 42 63 79 B2 E5 35 B4 94 69 5C 24 15 4B CC 4B 08</w:t>
+      </w:r>
+    </w:p>
+    <w:p>
+      <w:r>
+        <w:t>Szyfrogram 192 bit:</w:t>
+      </w:r>
+      <w:r>
+        <w:t xml:space="preserve"> </w:t>
+      </w:r>
+      <w:r>
+        <w:t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w:t>
+      </w:r>
+    </w:p>
+    <w:p>
+      <w:r>
+        <w:t>Szyfrogram 256 bit:</w:t>
+      </w:r>
+      <w:r>
+        <w:t xml:space="preserve"> </w:t>
+      </w:r>
+      <w:r>
+        <w:t xml:space="preserve">C8 FC CC 8B 54 B4 A0 70 90 B1 BF 63 17 7F 61 CA 72 FF 1E A9 8C B8 E9 1F 93 F1 F0 1A 65 E4 6D 49 21 ED 24 79 65 A5 81 7C D5 4F 49 13 04 54 FB 81 CB 8C 5B 41 BA 8A E9 63 64 B8 A8 7B 02 AA 5B 71 E5 97 3C 9B 9A 43 53 9A 2E B4 0C 95 3F D1 2E 04 90 22 E1 F1 4D B2 </w:t>
+      </w:r>
+      <w:proofErr w:type="spellStart"/>
+      <w:r>
+        <w:t>B2</w:t>
+      </w:r>
+      <w:proofErr w:type="spellEnd"/>
+      <w:r>
+        <w:t xml:space="preserve"> 92 2B FA 90 34 70 50 4C 21 AD D7 E1 BD 82 DD 74 08 02 60 E7 19 D4 37 05 0B CE 43 69 58 5E 47 F6 97 34 70 6A D9 5E C6 2F 8B 0A 54 86 2F C6 3B 9E 60 15 98 E1 7C D3 AB 89 DE 9F D9 01 F4 57 ED 35 FC 6E 65 0A 82 F4 C8 68 6C 96 6A 1C 77 36 87 5C 60 91 F8 C2 53 04 D3 BB 7C 1B 24 53 D3 21 7D F8 4D 35 E8 15 62 D9 F7 C1 94 35 2F 09 60 B3 9D C4 49 D4 B2 CC 6E 9B 60 A2 85 C9 D7 58 3A 39 EC 89 5E 18 4B 9A 8D 10 DF D0 32 D6 7E 41 BE D4 59 8F 97 52 0D A0 37 38 91 63 E7 DB 81 EA 44 3F 74 37 F1 54 9F 56 CF D0 23 C6 75</w:t>
+      </w:r>
+    </w:p>
+    <w:p>
+      <w:r>
+        <w:rPr>
+          <w:noProof/>
+        </w:rPr>
+        <w:drawing>
+          <wp:anchor distT="0" distB="0" distL="114300" distR="114300" simplePos="0" relativeHeight="251658246" behindDoc="0" locked="0" layoutInCell="1" allowOverlap="1" wp14:anchorId="2FDB25B7" wp14:editId="19CFDCEB">
+            <wp:simplePos x="0" y="0"/>
+            <wp:positionH relativeFrom="page">
+              <wp:align>right</wp:align>
+            </wp:positionH>
+            <wp:positionV relativeFrom="paragraph">
+              <wp:posOffset>250190</wp:posOffset>
+            </wp:positionV>
+            <wp:extent cx="7543800" cy="4264025"/>
+            <wp:effectExtent l="0" t="0" r="0" b="3175"/>
+            <wp:wrapTopAndBottom/>
+            <wp:docPr id="1093928603" name="Picture 218425398"/>
+            <wp:cNvGraphicFramePr>
+              <a:graphicFrameLocks xmlns:a="http://schemas.openxmlformats.org/drawingml/2006/main" noChangeAspect="1"/>
+            </wp:cNvGraphicFramePr>
+            <a:graphic xmlns:a="http://schemas.openxmlformats.org/drawingml/2006/main">
+              <a:graphicData uri="http://schemas.openxmlformats.org/drawingml/2006/picture">
+                <pic:pic xmlns:pic="http://schemas.openxmlformats.org/drawingml/2006/picture">
+                  <pic:nvPicPr>
+                    <pic:cNvPr id="1093928603" name="Picture 218425398"/>
+                    <pic:cNvPicPr/>
+                  </pic:nvPicPr>
+                  <pic:blipFill>
+                    <a:blip r:embed="rId13">
+                      <a:extLst>
+                        <a:ext uri="{28A0092B-C50C-407E-A947-70E740481C1C}">
+                          <a14:useLocalDpi xmlns:a14="http://schemas.microsoft.com/office/drawing/2010/main" val="0"/>
+                        </a:ext>
+                      </a:extLst>
+                    </a:blip>
+                    <a:stretch>
+                      <a:fillRect/>
+                    </a:stretch>
+                  </pic:blipFill>
+                  <pic:spPr>
+                    <a:xfrm>
+                      <a:off x="0" y="0"/>
+                      <a:ext cx="7543800" cy="4264025"/>
+                    </a:xfrm>
+                    <a:prstGeom prst="rect">
+                      <a:avLst/>
+                    </a:prstGeom>
+                  </pic:spPr>
+                </pic:pic>
+              </a:graphicData>
+            </a:graphic>
+            <wp14:sizeRelH relativeFrom="margin">
+              <wp14:pctWidth>0</wp14:pctWidth>
+            </wp14:sizeRelH>
+            <wp14:sizeRelV relativeFrom="margin">
+              <wp14:pctHeight>0</wp14:pctHeight>
+            </wp14:sizeRelV>
+          </wp:anchor>
+        </w:drawing>
+      </w:r>
+      <w:proofErr w:type="spellStart"/>
+      <w:r>
+        <w:t>p</w:t>
+      </w:r>
+      <w:r>
+        <w:t>lain</w:t>
+      </w:r>
+      <w:r>
+        <w:t>CTR</w:t>
+      </w:r>
+      <w:proofErr w:type="spellEnd"/>
+    </w:p>
     <w:p/>
+    <w:p>
+      <w:r>
+        <w:lastRenderedPageBreak/>
+        <w:t xml:space="preserve">Zawartość pliku: </w:t>
+      </w:r>
+      <w:r>
+        <w:t xml:space="preserve">Same bajty 00 </w:t>
+      </w:r>
+      <w:r>
+        <w:t>z wyjątkiem ostatniej kolumny</w:t>
+      </w:r>
+      <w:r>
+        <w:t>,</w:t>
+      </w:r>
+      <w:r>
+        <w:t xml:space="preserve"> w której znaj</w:t>
+      </w:r>
+      <w:r>
+        <w:t xml:space="preserve">dują się kolejne wartości od </w:t>
+      </w:r>
+      <w:r>
+        <w:t xml:space="preserve">01 do </w:t>
+      </w:r>
+      <w:r>
+        <w:t>13</w:t>
+      </w:r>
+    </w:p>
+    <w:p>
+      <w:r>
+        <w:rPr>
+          <w:lang w:val="fr-FR"/>
+        </w:rPr>
+        <w:t>Szyfrogram 128 bit:</w:t>
+      </w:r>
+      <w:r>
+        <w:rPr>
+          <w:lang w:val="fr-FR"/>
+        </w:rPr>
+        <w:t xml:space="preserve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w:t>
+      </w:r>
+    </w:p>
+    <w:p>
+      <w:r>
+        <w:rPr>
+          <w:lang w:val="it-IT"/>
+        </w:rPr>
+        <w:t>Szyfrogram 192 bit:</w:t>
+      </w:r>
+      <w:r>
+        <w:rPr>
+          <w:lang w:val="it-IT"/>
+        </w:rPr>
+        <w:t xml:space="preserve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w:t>
+      </w:r>
+    </w:p>
+    <w:p>
+      <w:pPr>
+        <w:rPr>
+          <w:lang w:val="en-US"/>
+        </w:rPr>
+      </w:pPr>
+      <w:r>
+        <w:rPr>
+          <w:lang w:val="fr-FR"/>
+        </w:rPr>
+        <w:t>Szyfrogram 256 bit:</w:t>
+      </w:r>
+      <w:r>
+        <w:rPr>
+          <w:lang w:val="fr-FR"/>
+        </w:rPr>
+        <w:t xml:space="preserve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w:t>
+      </w:r>
+    </w:p>
+    <w:p>
+      <w:pPr>
+        <w:rPr>
+          <w:lang w:val="en-US"/>
+        </w:rPr>
+      </w:pPr>
+      <w:proofErr w:type="spellStart"/>
+      <w:r>
+        <w:rPr>
+          <w:lang w:val="en-US"/>
+        </w:rPr>
+        <w:t>plainFF</w:t>
+      </w:r>
+      <w:proofErr w:type="spellEnd"/>
+    </w:p>
+    <w:p>
+      <w:pPr>
+        <w:rPr>
+          <w:lang w:val="en-US"/>
+        </w:rPr>
+      </w:pPr>
+      <w:r>
+        <w:rPr>
+          <w:lang w:val="en-US"/>
+        </w:rPr>
+        <w:lastRenderedPageBreak/>
+        <w:drawing>
+          <wp:anchor distT="0" distB="0" distL="114300" distR="114300" simplePos="0" relativeHeight="251658245" behindDoc="0" locked="0" layoutInCell="1" allowOverlap="1" wp14:anchorId="3A81C61D" wp14:editId="24CFDED7">
+            <wp:simplePos x="0" y="0"/>
+            <wp:positionH relativeFrom="page">
+              <wp:align>right</wp:align>
+            </wp:positionH>
+            <wp:positionV relativeFrom="paragraph">
+              <wp:posOffset>0</wp:posOffset>
+            </wp:positionV>
+            <wp:extent cx="7553325" cy="4305300"/>
+            <wp:effectExtent l="0" t="0" r="9525" b="0"/>
+            <wp:wrapTopAndBottom/>
+            <wp:docPr id="66730459" name="Obraz 2"/>
+            <wp:cNvGraphicFramePr>
+              <a:graphicFrameLocks xmlns:a="http://schemas.openxmlformats.org/drawingml/2006/main" noChangeAspect="1"/>
+            </wp:cNvGraphicFramePr>
+            <a:graphic xmlns:a="http://schemas.openxmlformats.org/drawingml/2006/main">
+              <a:graphicData uri="http://schemas.openxmlformats.org/drawingml/2006/picture">
+                <pic:pic xmlns:pic="http://schemas.openxmlformats.org/drawingml/2006/picture">
+                  <pic:nvPicPr>
+                    <pic:cNvPr id="1199941596" name=""/>
+                    <pic:cNvPicPr/>
+                  </pic:nvPicPr>
+                  <pic:blipFill>
+                    <a:blip r:embed="rId14">
+                      <a:extLst>
+                        <a:ext uri="{28A0092B-C50C-407E-A947-70E740481C1C}">
+                          <a14:useLocalDpi xmlns:a14="http://schemas.microsoft.com/office/drawing/2010/main" val="0"/>
+                        </a:ext>
+                      </a:extLst>
+                    </a:blip>
+                    <a:stretch>
+                      <a:fillRect/>
+                    </a:stretch>
+                  </pic:blipFill>
+                  <pic:spPr>
+                    <a:xfrm>
+                      <a:off x="0" y="0"/>
+                      <a:ext cx="7553325" cy="4305300"/>
+                    </a:xfrm>
+                    <a:prstGeom prst="rect">
+                      <a:avLst/>
+                    </a:prstGeom>
+                  </pic:spPr>
+                </pic:pic>
+              </a:graphicData>
+            </a:graphic>
+            <wp14:sizeRelH relativeFrom="page">
+              <wp14:pctWidth>0</wp14:pctWidth>
+            </wp14:sizeRelH>
+            <wp14:sizeRelV relativeFrom="page">
+              <wp14:pctHeight>0</wp14:pctHeight>
+            </wp14:sizeRelV>
+          </wp:anchor>
+        </w:drawing>
+      </w:r>
+    </w:p>
+    <w:p>
+      <w:r>
+        <w:t xml:space="preserve">Zawartość pliku: </w:t>
+      </w:r>
+      <w:r>
+        <w:t>Same bajty FF</w:t>
+      </w:r>
+    </w:p>
+    <w:p>
+      <w:pPr>
+        <w:rPr>
+          <w:lang w:val="en-US"/>
+        </w:rPr>
+      </w:pPr>
+      <w:proofErr w:type="spellStart"/>
+      <w:r>
+        <w:rPr>
+          <w:lang w:val="en-US"/>
+        </w:rPr>
+        <w:t>Szyfrogram</w:t>
+      </w:r>
+      <w:proofErr w:type="spellEnd"/>
+      <w:r>
+        <w:rPr>
+          <w:lang w:val="en-US"/>
+        </w:rPr>
+        <w:t xml:space="preserve"> 128 bit:</w:t>
+      </w:r>
+      <w:r>
+        <w:rPr>
+          <w:lang w:val="en-US"/>
+        </w:rPr>
+        <w:t xml:space="preserve"> 2F C7 F3 8E C4 F3 0E 10 20 36 5C D0 CA 7A B7 59 2F C7 F3 8E C4 F3 0E 10 20 36 5C D0 CA 7A B7 59 2F C7 F3 8E C4 F3 0E 10 20 36 5C D0 CA 7A B7 59 2F C7 F3 8E C4 F3 0E 10 20 36 5C D0 CA 7A B7 59</w:t>
+      </w:r>
+    </w:p>
+    <w:p>
+      <w:pPr>
+        <w:rPr>
+          <w:lang w:val="en-US"/>
+        </w:rPr>
+      </w:pPr>
+      <w:proofErr w:type="spellStart"/>
+      <w:r>
+        <w:rPr>
+          <w:lang w:val="en-US"/>
+        </w:rPr>
+        <w:t>Szyfrogram</w:t>
+      </w:r>
+      <w:proofErr w:type="spellEnd"/>
+      <w:r>
+        <w:rPr>
+          <w:lang w:val="en-US"/>
+        </w:rPr>
+        <w:t xml:space="preserve"> 192 bit:</w:t>
+      </w:r>
+      <w:r>
+        <w:rPr>
+          <w:lang w:val="en-US"/>
+        </w:rPr>
+        <w:t xml:space="preserve"> </w:t>
+      </w:r>
+      <w:r>
+        <w:rPr>
+          <w:lang w:val="en-US"/>
+        </w:rPr>
+        <w:t>3A 46 BF 6E EB E4 95 31 8E 72 AD 43 9A A6 14 02 3A 46 BF 6E EB E4 95 31 8E 72 AD 43 9A A6 14 02 3A 46 BF 6E EB E4 95 31 8E 72 AD 43 9A A6 14 02 3A 46 BF 6E EB E4 95 31 8E 72 AD 43 9A A6 14 02</w:t>
+      </w:r>
+    </w:p>
+    <w:p>
+      <w:pPr>
+        <w:rPr>
+          <w:lang w:val="en-US"/>
+        </w:rPr>
+      </w:pPr>
+      <w:proofErr w:type="spellStart"/>
+      <w:r>
+        <w:rPr>
+          <w:lang w:val="en-US"/>
+        </w:rPr>
+        <w:t>Szyfrogram</w:t>
+      </w:r>
+      <w:proofErr w:type="spellEnd"/>
+      <w:r>
+        <w:rPr>
+          <w:lang w:val="en-US"/>
+        </w:rPr>
+        <w:t xml:space="preserve"> 256 bit:</w:t>
+      </w:r>
+      <w:r>
+        <w:rPr>
+          <w:lang w:val="en-US"/>
+        </w:rPr>
+        <w:t xml:space="preserve"> </w:t>
+      </w:r>
+      <w:r>
+        <w:rPr>
+          <w:lang w:val="en-US"/>
+        </w:rPr>
+        <w:t>07 39 05 43 E2 C1 44 8E 22 6B 66 81 69 F9 31 6D 07 39 05 43 E2 C1 44 8E 22 6B 66 81 69 F9 31 6D 07 39 05 43 E2 C1 44 8E 22 6B 66 81 69 F9 31 6D 07 39 05 43 E2 C1 44 8E 22 6B 66 81 69 F9 31 6D</w:t>
+      </w:r>
+    </w:p>
+    <w:p>
+      <w:proofErr w:type="spellStart"/>
+      <w:r>
+        <w:t>plainLW</w:t>
+      </w:r>
+      <w:proofErr w:type="spellEnd"/>
+    </w:p>
+    <w:p>
+      <w:r>
+        <w:lastRenderedPageBreak/>
+        <w:drawing>
+          <wp:inline distT="0" distB="0" distL="0" distR="0" wp14:anchorId="77F8FB36" wp14:editId="104883B7">
+            <wp:extent cx="6645910" cy="3823335"/>
+            <wp:effectExtent l="0" t="0" r="2540" b="5715"/>
+            <wp:docPr id="1709363612" name="Obraz 3"/>
+            <wp:cNvGraphicFramePr>
+              <a:graphicFrameLocks xmlns:a="http://schemas.openxmlformats.org/drawingml/2006/main" noChangeAspect="1"/>
+            </wp:cNvGraphicFramePr>
+            <a:graphic xmlns:a="http://schemas.openxmlformats.org/drawingml/2006/main">
+              <a:graphicData uri="http://schemas.openxmlformats.org/drawingml/2006/picture">
+                <pic:pic xmlns:pic="http://schemas.openxmlformats.org/drawingml/2006/picture">
+                  <pic:nvPicPr>
+                    <pic:cNvPr id="1577696685" name=""/>
+                    <pic:cNvPicPr/>
+                  </pic:nvPicPr>
+                  <pic:blipFill>
+                    <a:blip r:embed="rId15"/>
+                    <a:stretch>
+                      <a:fillRect/>
+                    </a:stretch>
+                  </pic:blipFill>
+                  <pic:spPr>
+                    <a:xfrm>
+                      <a:off x="0" y="0"/>
+                      <a:ext cx="6645910" cy="3823335"/>
+                    </a:xfrm>
+                    <a:prstGeom prst="rect">
+                      <a:avLst/>
+                    </a:prstGeom>
+                  </pic:spPr>
+                </pic:pic>
+              </a:graphicData>
+            </a:graphic>
+          </wp:inline>
+        </w:drawing>
+      </w:r>
+    </w:p>
+    <w:p>
+      <w:r>
+        <w:t xml:space="preserve">Zawartość pliku: </w:t>
+      </w:r>
+      <w:r>
+        <w:t xml:space="preserve">bajty 00 z </w:t>
+      </w:r>
+      <w:r>
+        <w:t>bajtami 01 na przekątnej</w:t>
+      </w:r>
+    </w:p>
+    <w:p>
+      <w:r>
+        <w:t>Szyfrogram 128 bit:</w:t>
+      </w:r>
+      <w:r>
+        <w:t xml:space="preserve"> </w:t>
+      </w:r>
+      <w:r>
+        <w:t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w:t>
+      </w:r>
+    </w:p>
+    <w:p>
+      <w:r>
+        <w:t>Szyfrogram 192 bit:</w:t>
+      </w:r>
+      <w:r>
+        <w:t xml:space="preserve"> </w:t>
+      </w:r>
+      <w:r>
+        <w:t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w:t>
+      </w:r>
+    </w:p>
+    <w:p>
+      <w:r>
+        <w:t>Szyfrogram 256 bit:</w:t>
+      </w:r>
+      <w:r>
+        <w:t xml:space="preserve"> </w:t>
+      </w:r>
+      <w:r>
+        <w:t xml:space="preserve">69 CE 03 10 6F B3 FA 6D E0 BB 52 20 FD C4 36 92 9F 91 C9 19 B7 22 8C 6E F5 E2 03 7C 8D 21 05 67 FA 91 D4 05 8D 10 B3 6B F4 4D D3 C9 F5 AC 65 98 09 8B 6C 7E 68 3E 4A EB E4 2F 68 B8 D3 AD 94 3B F4 C7 04 87 21 6C 21 CA C0 70 3F BF F9 EF ED D3 2F 55 D1 69 16 51 78 5D BC B3 40 87 96 CD 20 7E 99 B6 E3 C5 60 6A A1 EF FB BE 3B 8F D2 99 86 EB 27 1C 68 26 82 5F 48 C1 77 59 03 91 28 5A 9D 67 6A 86 CC D2 B7 BA 76 61 D8 0C DB 46 37 9F </w:t>
+      </w:r>
+      <w:proofErr w:type="spellStart"/>
+      <w:r>
+        <w:t>9F</w:t>
+      </w:r>
+      <w:proofErr w:type="spellEnd"/>
+      <w:r>
+        <w:t xml:space="preserve"> 31 B2 91 7F E3 D9 43 97 90 03 86 88 3F D8 </w:t>
+      </w:r>
+      <w:r>
+        <w:lastRenderedPageBreak/>
+        <w:t>45 B4 75 B4 E1 29 4B 00 EB CF C8 BD DB A8 83 B3 50 B5 D2 73 62 FF 11 EC A1 F8 BC 6D 45 63 93 C4 A4 23 DA B5 7F 6C 98 F8 71 77 52 FA 49 B4 5C C5 B7 52 C5 16 95 EA CD 68 DC C9 EF C9 84 CC 65 D1 5B FD 76 F5 B3 68 6F 93 F0 E4 7F 88 28 BD 6E 55 F3 EB 69 3C 35 4F 03 17 74 2C A9 A3 AB 82 EA 40 6C EC EE</w:t>
+      </w:r>
+    </w:p>
+    <w:p>
+      <w:pPr>
+        <w:pStyle w:val="Akapitzlist"/>
+        <w:numPr>
+          <w:ilvl w:val="0"/>
+          <w:numId w:val="1"/>
+        </w:numPr>
+      </w:pPr>
+      <w:r>
+        <w:t>Metody dopełniania wiadomości</w:t>
+      </w:r>
+    </w:p>
+    <w:p>
+      <w:r>
+        <w:rPr>
+          <w:b/>
+          <w:bCs/>
+        </w:rPr>
+        <w:t>Klucz</w:t>
+      </w:r>
+      <w:r>
+        <w:rPr>
+          <w:b/>
+          <w:bCs/>
+        </w:rPr>
+        <w:t xml:space="preserve"> używany do wszystkich metod</w:t>
+      </w:r>
+      <w:r>
+        <w:rPr>
+          <w:b/>
+          <w:bCs/>
+        </w:rPr>
+        <w:t>:</w:t>
+      </w:r>
+      <w:r>
+        <w:t xml:space="preserve"> </w:t>
+      </w:r>
+      <w:r>
+        <w:t>7E 29 F2 76 E4 53 BF 1B 2B B7 A1 59 3C 85 8F E5</w:t>
+      </w:r>
+    </w:p>
+    <w:p>
+      <w:pPr>
+        <w:rPr>
+          <w:b/>
+          <w:bCs/>
+        </w:rPr>
+      </w:pPr>
+      <w:r>
+        <w:rPr>
+          <w:b/>
+          <w:bCs/>
+        </w:rPr>
+        <w:drawing>
+          <wp:anchor distT="0" distB="0" distL="114300" distR="114300" simplePos="0" relativeHeight="251656704" behindDoc="0" locked="0" layoutInCell="1" allowOverlap="1" wp14:anchorId="6C329461" wp14:editId="4BE17F23">
+            <wp:simplePos x="0" y="0"/>
+            <wp:positionH relativeFrom="page">
+              <wp:align>right</wp:align>
+            </wp:positionH>
+            <wp:positionV relativeFrom="paragraph">
+              <wp:posOffset>259715</wp:posOffset>
+            </wp:positionV>
+            <wp:extent cx="7553325" cy="3505835"/>
+            <wp:effectExtent l="0" t="0" r="9525" b="0"/>
+            <wp:wrapTopAndBottom/>
+            <wp:docPr id="242351837" name="Obraz 1"/>
+            <wp:cNvGraphicFramePr>
+              <a:graphicFrameLocks xmlns:a="http://schemas.openxmlformats.org/drawingml/2006/main" noChangeAspect="1"/>
+            </wp:cNvGraphicFramePr>
+            <a:graphic xmlns:a="http://schemas.openxmlformats.org/drawingml/2006/main">
+              <a:graphicData uri="http://schemas.openxmlformats.org/drawingml/2006/picture">
+                <pic:pic xmlns:pic="http://schemas.openxmlformats.org/drawingml/2006/picture">
+                  <pic:nvPicPr>
+                    <pic:cNvPr id="242351837" name=""/>
+                    <pic:cNvPicPr/>
+                  </pic:nvPicPr>
+                  <pic:blipFill>
+                    <a:blip r:embed="rId16">
+                      <a:extLst>
+                        <a:ext uri="{28A0092B-C50C-407E-A947-70E740481C1C}">
+                          <a14:useLocalDpi xmlns:a14="http://schemas.microsoft.com/office/drawing/2010/main" val="0"/>
+                        </a:ext>
+                      </a:extLst>
+                    </a:blip>
+                    <a:stretch>
+                      <a:fillRect/>
+                    </a:stretch>
+                  </pic:blipFill>
+                  <pic:spPr>
+                    <a:xfrm>
+                      <a:off x="0" y="0"/>
+                      <a:ext cx="7553325" cy="3505835"/>
+                    </a:xfrm>
+                    <a:prstGeom prst="rect">
+                      <a:avLst/>
+                    </a:prstGeom>
+                  </pic:spPr>
+                </pic:pic>
+              </a:graphicData>
+            </a:graphic>
+            <wp14:sizeRelH relativeFrom="margin">
+              <wp14:pctWidth>0</wp14:pctWidth>
+            </wp14:sizeRelH>
+            <wp14:sizeRelV relativeFrom="margin">
+              <wp14:pctHeight>0</wp14:pctHeight>
+            </wp14:sizeRelV>
+          </wp:anchor>
+        </w:drawing>
+      </w:r>
+      <w:proofErr w:type="spellStart"/>
+      <w:r>
+        <w:rPr>
+          <w:b/>
+          <w:bCs/>
+        </w:rPr>
+        <w:t>None</w:t>
+      </w:r>
+      <w:proofErr w:type="spellEnd"/>
+      <w:r>
+        <w:rPr>
+          <w:b/>
+          <w:bCs/>
+        </w:rPr>
+        <w:t xml:space="preserve">: </w:t>
+      </w:r>
+    </w:p>
+    <w:p>
+      <w:pPr>
+        <w:rPr>
+          <w:b/>
+          <w:bCs/>
+        </w:rPr>
+      </w:pPr>
+    </w:p>
+    <w:p>
+      <w:r>
+        <w:t>Dla braku dopełnienia szyfrowanie się nie wykona</w:t>
+      </w:r>
+      <w:r>
+        <w:t>,</w:t>
+      </w:r>
+      <w:r>
+        <w:t xml:space="preserve"> ponieważ ilość bajtów </w:t>
+      </w:r>
+      <w:r>
+        <w:t xml:space="preserve">danych nie jest wielokrotnością </w:t>
+      </w:r>
+      <w:r>
+        <w:t>16.</w:t>
+      </w:r>
+    </w:p>
+    <w:p>
+      <w:pPr>
+        <w:rPr>
+          <w:b/>
+          <w:bCs/>
+        </w:rPr>
+      </w:pPr>
+      <w:r>
+        <w:lastRenderedPageBreak/>
+        <w:drawing>
+          <wp:anchor distT="0" distB="0" distL="114300" distR="114300" simplePos="0" relativeHeight="251652608" behindDoc="0" locked="0" layoutInCell="1" allowOverlap="1" wp14:anchorId="49337DAE" wp14:editId="6FE10B78">
+            <wp:simplePos x="0" y="0"/>
+            <wp:positionH relativeFrom="page">
+              <wp:align>right</wp:align>
+            </wp:positionH>
+            <wp:positionV relativeFrom="paragraph">
+              <wp:posOffset>281940</wp:posOffset>
+            </wp:positionV>
+            <wp:extent cx="7553325" cy="3499485"/>
+            <wp:effectExtent l="0" t="0" r="9525" b="5715"/>
+            <wp:wrapTopAndBottom/>
+            <wp:docPr id="571931933" name="Obraz 1"/>
+            <wp:cNvGraphicFramePr>
+              <a:graphicFrameLocks xmlns:a="http://schemas.openxmlformats.org/drawingml/2006/main" noChangeAspect="1"/>
+            </wp:cNvGraphicFramePr>
+            <a:graphic xmlns:a="http://schemas.openxmlformats.org/drawingml/2006/main">
+              <a:graphicData uri="http://schemas.openxmlformats.org/drawingml/2006/picture">
+                <pic:pic xmlns:pic="http://schemas.openxmlformats.org/drawingml/2006/picture">
+                  <pic:nvPicPr>
+                    <pic:cNvPr id="571931933" name=""/>
+                    <pic:cNvPicPr/>
+                  </pic:nvPicPr>
+                  <pic:blipFill rotWithShape="1">
+                    <a:blip r:embed="rId17">
+                      <a:extLst>
+                        <a:ext uri="{28A0092B-C50C-407E-A947-70E740481C1C}">
+                          <a14:useLocalDpi xmlns:a14="http://schemas.microsoft.com/office/drawing/2010/main" val="0"/>
+                        </a:ext>
+                      </a:extLst>
+                    </a:blip>
+                    <a:srcRect t="6100"/>
+                    <a:stretch>
+                      <a:fillRect/>
+                    </a:stretch>
+                  </pic:blipFill>
+                  <pic:spPr bwMode="auto">
+                    <a:xfrm>
+                      <a:off x="0" y="0"/>
+                      <a:ext cx="7553325" cy="3499485"/>
+                    </a:xfrm>
+                    <a:prstGeom prst="rect">
+                      <a:avLst/>
+                    </a:prstGeom>
+                    <a:ln>
+                      <a:noFill/>
+                    </a:ln>
+                    <a:extLst>
+                      <a:ext uri="{53640926-AAD7-44D8-BBD7-CCE9431645EC}">
+                        <a14:shadowObscured xmlns:a14="http://schemas.microsoft.com/office/drawing/2010/main"/>
+                      </a:ext>
+                    </a:extLst>
+                  </pic:spPr>
+                </pic:pic>
+              </a:graphicData>
+            </a:graphic>
+            <wp14:sizeRelH relativeFrom="margin">
+              <wp14:pctWidth>0</wp14:pctWidth>
+            </wp14:sizeRelH>
+            <wp14:sizeRelV relativeFrom="margin">
+              <wp14:pctHeight>0</wp14:pctHeight>
+            </wp14:sizeRelV>
+          </wp:anchor>
+        </w:drawing>
+      </w:r>
+      <w:proofErr w:type="spellStart"/>
+      <w:r>
+        <w:rPr>
+          <w:b/>
+          <w:bCs/>
+        </w:rPr>
+        <w:t>Zeroes</w:t>
+      </w:r>
+      <w:proofErr w:type="spellEnd"/>
+      <w:r>
+        <w:rPr>
+          <w:b/>
+          <w:bCs/>
+        </w:rPr>
+        <w:t>:</w:t>
+      </w:r>
+    </w:p>
+    <w:p/>
+    <w:p>
+      <w:r>
+        <w:rPr>
+          <w:b/>
+          <w:bCs/>
+        </w:rPr>
+        <w:t>Tekst jawny z dopełnieniem:</w:t>
+      </w:r>
+      <w:r>
+        <w:t xml:space="preserve"> </w:t>
+      </w:r>
+      <w:r>
+        <w:t>53 74 61 6E 69 73 C5 82 61 77 20 46 69 65 64 6F 72 75 6B 00 00 00 00 00 00 00 00 00 00 00 00 00</w:t>
+      </w:r>
+    </w:p>
+    <w:p>
+      <w:r>
+        <w:rPr>
+          <w:b/>
+          <w:bCs/>
+        </w:rPr>
+        <w:t>Szyfrogram:</w:t>
+      </w:r>
+      <w:r>
+        <w:t xml:space="preserve"> </w:t>
+      </w:r>
+      <w:r>
+        <w:t>42 29 C3 BA 0B 72 3D 0F B3 19 55 89 16 E4 E3 1A E7 1D EB 9C B1 21 71 CC 49 7F DF 9A 62 A6 1E 6C</w:t>
+      </w:r>
+    </w:p>
+    <w:p>
+      <w:pPr>
+        <w:rPr>
+          <w:b/>
+          <w:bCs/>
+        </w:rPr>
+      </w:pPr>
+      <w:r>
+        <w:drawing>
+          <wp:anchor distT="0" distB="0" distL="114300" distR="114300" simplePos="0" relativeHeight="251654656" behindDoc="0" locked="0" layoutInCell="1" allowOverlap="1" wp14:anchorId="04FD8ABC" wp14:editId="54F6504A">
+            <wp:simplePos x="0" y="0"/>
+            <wp:positionH relativeFrom="page">
+              <wp:align>right</wp:align>
+            </wp:positionH>
+            <wp:positionV relativeFrom="paragraph">
+              <wp:posOffset>255905</wp:posOffset>
+            </wp:positionV>
+            <wp:extent cx="7553325" cy="3390900"/>
+            <wp:effectExtent l="0" t="0" r="9525" b="0"/>
+            <wp:wrapTopAndBottom/>
+            <wp:docPr id="867832758" name="Obraz 1"/>
+            <wp:cNvGraphicFramePr>
+              <a:graphicFrameLocks xmlns:a="http://schemas.openxmlformats.org/drawingml/2006/main" noChangeAspect="1"/>
+            </wp:cNvGraphicFramePr>
+            <a:graphic xmlns:a="http://schemas.openxmlformats.org/drawingml/2006/main">
+              <a:graphicData uri="http://schemas.openxmlformats.org/drawingml/2006/picture">
+                <pic:pic xmlns:pic="http://schemas.openxmlformats.org/drawingml/2006/picture">
+                  <pic:nvPicPr>
+                    <pic:cNvPr id="867832758" name=""/>
+                    <pic:cNvPicPr/>
+                  </pic:nvPicPr>
+                  <pic:blipFill>
+                    <a:blip r:embed="rId18">
+                      <a:extLst>
+                        <a:ext uri="{28A0092B-C50C-407E-A947-70E740481C1C}">
+                          <a14:useLocalDpi xmlns:a14="http://schemas.microsoft.com/office/drawing/2010/main" val="0"/>
+                        </a:ext>
+                      </a:extLst>
+                    </a:blip>
+                    <a:stretch>
+                      <a:fillRect/>
+                    </a:stretch>
+                  </pic:blipFill>
+                  <pic:spPr>
+                    <a:xfrm>
+                      <a:off x="0" y="0"/>
+                      <a:ext cx="7553325" cy="3390900"/>
+                    </a:xfrm>
+                    <a:prstGeom prst="rect">
+                      <a:avLst/>
+                    </a:prstGeom>
+                  </pic:spPr>
+                </pic:pic>
+              </a:graphicData>
+            </a:graphic>
+            <wp14:sizeRelH relativeFrom="margin">
+              <wp14:pctWidth>0</wp14:pctWidth>
+            </wp14:sizeRelH>
+            <wp14:sizeRelV relativeFrom="margin">
+              <wp14:pctHeight>0</wp14:pctHeight>
+            </wp14:sizeRelV>
+          </wp:anchor>
+        </w:drawing>
+      </w:r>
+      <w:r>
+        <w:rPr>
+          <w:b/>
+          <w:bCs/>
+        </w:rPr>
+        <w:t>PKCS#7:</w:t>
+      </w:r>
+    </w:p>
+    <w:p/>
+    <w:p>
+      <w:r>
+        <w:rPr>
+          <w:b/>
+          <w:bCs/>
+        </w:rPr>
+        <w:t>Tekst jawny z dopełnieniem</w:t>
+      </w:r>
+      <w:r>
+        <w:t xml:space="preserve">: </w:t>
+      </w:r>
+      <w:r>
+        <w:t xml:space="preserve">53 74 61 6E 69 73 C5 82 61 77 20 46 69 65 64 6F 72 75 6B 0D </w:t>
+      </w:r>
+      <w:proofErr w:type="spellStart"/>
+      <w:r>
+        <w:t>0D</w:t>
+      </w:r>
+      <w:proofErr w:type="spellEnd"/>
+      <w:r>
+        <w:t xml:space="preserve"> </w:t>
+      </w:r>
+      <w:proofErr w:type="spellStart"/>
+      <w:r>
+        <w:t>0D</w:t>
+      </w:r>
+      <w:proofErr w:type="spellEnd"/>
+      <w:r>
+        <w:t xml:space="preserve"> </w:t>
+      </w:r>
+      <w:proofErr w:type="spellStart"/>
+      <w:r>
+        <w:t>0D</w:t>
+      </w:r>
+      <w:proofErr w:type="spellEnd"/>
+      <w:r>
+        <w:t xml:space="preserve"> </w:t>
+      </w:r>
+      <w:proofErr w:type="spellStart"/>
+      <w:r>
+        <w:t>0D</w:t>
+      </w:r>
+      <w:proofErr w:type="spellEnd"/>
+      <w:r>
+        <w:t xml:space="preserve"> </w:t>
+      </w:r>
+      <w:proofErr w:type="spellStart"/>
+      <w:r>
+        <w:t>0D</w:t>
+      </w:r>
+      <w:proofErr w:type="spellEnd"/>
+      <w:r>
+        <w:t xml:space="preserve"> </w:t>
+      </w:r>
+      <w:proofErr w:type="spellStart"/>
+      <w:r>
+        <w:t>0D</w:t>
+      </w:r>
+      <w:proofErr w:type="spellEnd"/>
+      <w:r>
+        <w:t xml:space="preserve"> </w:t>
+      </w:r>
+      <w:proofErr w:type="spellStart"/>
+      <w:r>
+        <w:t>0D</w:t>
+      </w:r>
+      <w:proofErr w:type="spellEnd"/>
+      <w:r>
+        <w:t xml:space="preserve"> </w:t>
+      </w:r>
+      <w:proofErr w:type="spellStart"/>
+      <w:r>
+        <w:t>0D</w:t>
+      </w:r>
+      <w:proofErr w:type="spellEnd"/>
+      <w:r>
+        <w:t xml:space="preserve"> </w:t>
+      </w:r>
+      <w:proofErr w:type="spellStart"/>
+      <w:r>
+        <w:t>0D</w:t>
+      </w:r>
+      <w:proofErr w:type="spellEnd"/>
+      <w:r>
+        <w:t xml:space="preserve"> </w:t>
+      </w:r>
+      <w:proofErr w:type="spellStart"/>
+      <w:r>
+        <w:t>0D</w:t>
+      </w:r>
+      <w:proofErr w:type="spellEnd"/>
+      <w:r>
+        <w:t xml:space="preserve"> </w:t>
+      </w:r>
+      <w:proofErr w:type="spellStart"/>
+      <w:r>
+        <w:t>0D</w:t>
+      </w:r>
+      <w:proofErr w:type="spellEnd"/>
+      <w:r>
+        <w:t xml:space="preserve"> </w:t>
+      </w:r>
+      <w:proofErr w:type="spellStart"/>
+      <w:r>
+        <w:t>0D</w:t>
+      </w:r>
+      <w:proofErr w:type="spellEnd"/>
+    </w:p>
+    <w:p>
+      <w:r>
+        <w:rPr>
+          <w:b/>
+          <w:bCs/>
+        </w:rPr>
+        <w:lastRenderedPageBreak/>
+        <w:t>Szyfrogram:</w:t>
+      </w:r>
+      <w:r>
+        <w:t xml:space="preserve"> </w:t>
+      </w:r>
+      <w:r>
+        <w:t>42 29 C3 BA 0B 72 3D 0F B3 19 55 89 16 E4 E3 1A FD 0C 33 D9 24 E6 B9 73 AB B2 59 11 1B 3C CB D4</w:t>
+      </w:r>
+    </w:p>
+    <w:p>
+      <w:pPr>
+        <w:rPr>
+          <w:b/>
+          <w:bCs/>
+        </w:rPr>
+      </w:pPr>
+      <w:r>
+        <w:drawing>
+          <wp:anchor distT="0" distB="0" distL="114300" distR="114300" simplePos="0" relativeHeight="251658752" behindDoc="0" locked="0" layoutInCell="1" allowOverlap="1" wp14:anchorId="191AA5B8" wp14:editId="30D287F6">
+            <wp:simplePos x="0" y="0"/>
+            <wp:positionH relativeFrom="page">
+              <wp:align>right</wp:align>
+            </wp:positionH>
+            <wp:positionV relativeFrom="paragraph">
+              <wp:posOffset>267335</wp:posOffset>
+            </wp:positionV>
+            <wp:extent cx="7553325" cy="3283585"/>
+            <wp:effectExtent l="0" t="0" r="9525" b="0"/>
+            <wp:wrapTopAndBottom/>
+            <wp:docPr id="786238718" name="Obraz 1"/>
+            <wp:cNvGraphicFramePr>
+              <a:graphicFrameLocks xmlns:a="http://schemas.openxmlformats.org/drawingml/2006/main" noChangeAspect="1"/>
+            </wp:cNvGraphicFramePr>
+            <a:graphic xmlns:a="http://schemas.openxmlformats.org/drawingml/2006/main">
+              <a:graphicData uri="http://schemas.openxmlformats.org/drawingml/2006/picture">
+                <pic:pic xmlns:pic="http://schemas.openxmlformats.org/drawingml/2006/picture">
+                  <pic:nvPicPr>
+                    <pic:cNvPr id="786238718" name=""/>
+                    <pic:cNvPicPr/>
+                  </pic:nvPicPr>
+                  <pic:blipFill>
+                    <a:blip r:embed="rId19">
+                      <a:extLst>
+                        <a:ext uri="{28A0092B-C50C-407E-A947-70E740481C1C}">
+                          <a14:useLocalDpi xmlns:a14="http://schemas.microsoft.com/office/drawing/2010/main" val="0"/>
+                        </a:ext>
+                      </a:extLst>
+                    </a:blip>
+                    <a:stretch>
+                      <a:fillRect/>
+                    </a:stretch>
+                  </pic:blipFill>
+                  <pic:spPr>
+                    <a:xfrm>
+                      <a:off x="0" y="0"/>
+                      <a:ext cx="7553325" cy="3283585"/>
+                    </a:xfrm>
+                    <a:prstGeom prst="rect">
+                      <a:avLst/>
+                    </a:prstGeom>
+                  </pic:spPr>
+                </pic:pic>
+              </a:graphicData>
+            </a:graphic>
+            <wp14:sizeRelH relativeFrom="margin">
+              <wp14:pctWidth>0</wp14:pctWidth>
+            </wp14:sizeRelH>
+            <wp14:sizeRelV relativeFrom="margin">
+              <wp14:pctHeight>0</wp14:pctHeight>
+            </wp14:sizeRelV>
+          </wp:anchor>
+        </w:drawing>
+      </w:r>
+      <w:r>
+        <w:rPr>
+          <w:b/>
+          <w:bCs/>
+        </w:rPr>
+        <w:t xml:space="preserve">ANSI </w:t>
+      </w:r>
+      <w:r>
+        <w:rPr>
+          <w:b/>
+          <w:bCs/>
+        </w:rPr>
+        <w:t>X9.23</w:t>
+      </w:r>
+      <w:r>
+        <w:rPr>
+          <w:b/>
+          <w:bCs/>
+        </w:rPr>
+        <w:t>:</w:t>
+      </w:r>
+    </w:p>
+    <w:p/>
+    <w:p>
+      <w:r>
+        <w:t>Tekst jawny z</w:t>
+      </w:r>
+      <w:r>
+        <w:t xml:space="preserve"> dopełnieniem: </w:t>
+      </w:r>
+      <w:r>
+        <w:t>53 74 61 6E 69 73 C5 82 61 77 20 46 69 65 64 6F 72 75 6B 00 00 00 00 00 00 00 00 00 00 00 00 0D</w:t>
+      </w:r>
+    </w:p>
+    <w:p>
+      <w:r>
+        <w:t>Szyfrogram:</w:t>
+      </w:r>
+      <w:r>
+        <w:t xml:space="preserve"> </w:t>
+      </w:r>
+      <w:r>
+        <w:t>42 29 C3 BA 0B 72 3D 0F B3 19 55 89 16 E4 E3 1A A5 EB DB 4B 28 F7 78 52 7B B5 19 59 66 94 D9 94</w:t>
+      </w:r>
+    </w:p>
+    <w:p>
+      <w:pPr>
+        <w:rPr>
+          <w:b/>
+          <w:bCs/>
+        </w:rPr>
+      </w:pPr>
+      <w:r>
+        <w:drawing>
+          <wp:anchor distT="0" distB="0" distL="114300" distR="114300" simplePos="0" relativeHeight="251660800" behindDoc="0" locked="0" layoutInCell="1" allowOverlap="1" wp14:anchorId="57E8CC16" wp14:editId="07DF9A0C">
+            <wp:simplePos x="0" y="0"/>
+            <wp:positionH relativeFrom="page">
+              <wp:align>right</wp:align>
+            </wp:positionH>
+            <wp:positionV relativeFrom="paragraph">
+              <wp:posOffset>230505</wp:posOffset>
+            </wp:positionV>
+            <wp:extent cx="7553325" cy="3379470"/>
+            <wp:effectExtent l="0" t="0" r="9525" b="0"/>
+            <wp:wrapTopAndBottom/>
+            <wp:docPr id="717077843" name="Obraz 1"/>
+            <wp:cNvGraphicFramePr>
+              <a:graphicFrameLocks xmlns:a="http://schemas.openxmlformats.org/drawingml/2006/main" noChangeAspect="1"/>
+            </wp:cNvGraphicFramePr>
+            <a:graphic xmlns:a="http://schemas.openxmlformats.org/drawingml/2006/main">
+              <a:graphicData uri="http://schemas.openxmlformats.org/drawingml/2006/picture">
+                <pic:pic xmlns:pic="http://schemas.openxmlformats.org/drawingml/2006/picture">
+                  <pic:nvPicPr>
+                    <pic:cNvPr id="717077843" name=""/>
+                    <pic:cNvPicPr/>
+                  </pic:nvPicPr>
+                  <pic:blipFill>
+                    <a:blip r:embed="rId20">
+                      <a:extLst>
+                        <a:ext uri="{28A0092B-C50C-407E-A947-70E740481C1C}">
+                          <a14:useLocalDpi xmlns:a14="http://schemas.microsoft.com/office/drawing/2010/main" val="0"/>
+                        </a:ext>
+                      </a:extLst>
+                    </a:blip>
+                    <a:stretch>
+                      <a:fillRect/>
+                    </a:stretch>
+                  </pic:blipFill>
+                  <pic:spPr>
+                    <a:xfrm>
+                      <a:off x="0" y="0"/>
+                      <a:ext cx="7553325" cy="3379470"/>
+                    </a:xfrm>
+                    <a:prstGeom prst="rect">
+                      <a:avLst/>
+                    </a:prstGeom>
+                  </pic:spPr>
+                </pic:pic>
+              </a:graphicData>
+            </a:graphic>
+            <wp14:sizeRelH relativeFrom="margin">
+              <wp14:pctWidth>0</wp14:pctWidth>
+            </wp14:sizeRelH>
+            <wp14:sizeRelV relativeFrom="margin">
+              <wp14:pctHeight>0</wp14:pctHeight>
+            </wp14:sizeRelV>
+          </wp:anchor>
+        </w:drawing>
+      </w:r>
+      <w:r>
+        <w:rPr>
+          <w:b/>
+          <w:bCs/>
+        </w:rPr>
+        <w:t>ISO 10126:</w:t>
+      </w:r>
+    </w:p>
+    <w:p/>
+    <w:p>
+      <w:r>
+        <w:lastRenderedPageBreak/>
+        <w:t>Tekst jawny z</w:t>
+      </w:r>
+      <w:r>
+        <w:t xml:space="preserve"> dopełnieniem: </w:t>
+      </w:r>
+      <w:r>
+        <w:t>53 74 61 6E 69 73 C5 82 61 77 20 46 69 65 64 6F 72 75 6B 9C F4 55 60 F4 5E C9 A5 72 16 71 A0 0D</w:t>
+      </w:r>
+    </w:p>
+    <w:p>
+      <w:r>
+        <w:t>Szyfrogram:</w:t>
+      </w:r>
+      <w:r>
+        <w:t xml:space="preserve"> </w:t>
+      </w:r>
+      <w:r>
+        <w:t>42 29 C3 BA 0B 72 3D 0F B3 19 55 89 16 E4 E3 1A B4 55 08 90 63 8F 1A E6 53 43 BB C6 B1 00 DC 10</w:t>
+      </w:r>
+    </w:p>
+    <w:p>
+      <w:pPr>
+        <w:rPr>
+          <w:b/>
+          <w:bCs/>
+        </w:rPr>
+      </w:pPr>
+      <w:r>
+        <w:drawing>
+          <wp:anchor distT="0" distB="0" distL="114300" distR="114300" simplePos="0" relativeHeight="251662848" behindDoc="0" locked="0" layoutInCell="1" allowOverlap="1" wp14:anchorId="7B82191C" wp14:editId="18539FCB">
+            <wp:simplePos x="0" y="0"/>
+            <wp:positionH relativeFrom="page">
+              <wp:align>right</wp:align>
+            </wp:positionH>
+            <wp:positionV relativeFrom="paragraph">
+              <wp:posOffset>230505</wp:posOffset>
+            </wp:positionV>
+            <wp:extent cx="7553325" cy="3378200"/>
+            <wp:effectExtent l="0" t="0" r="9525" b="0"/>
+            <wp:wrapTopAndBottom/>
+            <wp:docPr id="1891591086" name="Obraz 1"/>
+            <wp:cNvGraphicFramePr>
+              <a:graphicFrameLocks xmlns:a="http://schemas.openxmlformats.org/drawingml/2006/main" noChangeAspect="1"/>
+            </wp:cNvGraphicFramePr>
+            <a:graphic xmlns:a="http://schemas.openxmlformats.org/drawingml/2006/main">
+              <a:graphicData uri="http://schemas.openxmlformats.org/drawingml/2006/picture">
+                <pic:pic xmlns:pic="http://schemas.openxmlformats.org/drawingml/2006/picture">
+                  <pic:nvPicPr>
+                    <pic:cNvPr id="1891591086" name=""/>
+                    <pic:cNvPicPr/>
+                  </pic:nvPicPr>
+                  <pic:blipFill>
+                    <a:blip r:embed="rId21">
+                      <a:extLst>
+                        <a:ext uri="{28A0092B-C50C-407E-A947-70E740481C1C}">
+                          <a14:useLocalDpi xmlns:a14="http://schemas.microsoft.com/office/drawing/2010/main" val="0"/>
+                        </a:ext>
+                      </a:extLst>
+                    </a:blip>
+                    <a:stretch>
+                      <a:fillRect/>
+                    </a:stretch>
+                  </pic:blipFill>
+                  <pic:spPr>
+                    <a:xfrm>
+                      <a:off x="0" y="0"/>
+                      <a:ext cx="7553325" cy="3378200"/>
+                    </a:xfrm>
+                    <a:prstGeom prst="rect">
+                      <a:avLst/>
+                    </a:prstGeom>
+                  </pic:spPr>
+                </pic:pic>
+              </a:graphicData>
+            </a:graphic>
+            <wp14:sizeRelH relativeFrom="margin">
+              <wp14:pctWidth>0</wp14:pctWidth>
+            </wp14:sizeRelH>
+            <wp14:sizeRelV relativeFrom="margin">
+              <wp14:pctHeight>0</wp14:pctHeight>
+            </wp14:sizeRelV>
+          </wp:anchor>
+        </w:drawing>
+      </w:r>
+      <w:r>
+        <w:rPr>
+          <w:b/>
+          <w:bCs/>
+        </w:rPr>
+        <w:t>1-0:</w:t>
+      </w:r>
+    </w:p>
+    <w:p/>
+    <w:p>
+      <w:r>
+        <w:t>Tekst jawny z</w:t>
+      </w:r>
+      <w:r>
+        <w:t xml:space="preserve"> dopełnieniem: </w:t>
+      </w:r>
+      <w:r>
+        <w:t>53 74 61 6E 69 73 C5 82 61 77 20 46 69 65 64 6F 72 75 6B 01 00 00 00 00 00 00 00 00 00 00 00 00</w:t>
+      </w:r>
+    </w:p>
+    <w:p>
+      <w:pPr>
+        <w:rPr>
+          <w:lang w:val="en-US"/>
+        </w:rPr>
+      </w:pPr>
+      <w:proofErr w:type="spellStart"/>
+      <w:r>
+        <w:rPr>
+          <w:lang w:val="en-US"/>
+        </w:rPr>
+        <w:t>Szyfrogram</w:t>
+      </w:r>
+      <w:proofErr w:type="spellEnd"/>
+      <w:r>
+        <w:rPr>
+          <w:lang w:val="en-US"/>
+        </w:rPr>
+        <w:t>:</w:t>
+      </w:r>
+      <w:r>
+        <w:rPr>
+          <w:lang w:val="en-US"/>
+        </w:rPr>
+        <w:t xml:space="preserve"> </w:t>
+      </w:r>
+      <w:r>
+        <w:rPr>
+          <w:lang w:val="en-US"/>
+        </w:rPr>
+        <w:t>42 29 C3 BA 0B 72 3D 0F B3 19 55 89 16 E4 E3 1A 0B B9 A0 FD AD F1 AB 7C 3A F4 E9 E5 EF 72 33 09</w:t>
+      </w:r>
+    </w:p>
+    <w:p>
+      <w:pPr>
+        <w:pStyle w:val="Akapitzlist"/>
+        <w:numPr>
+          <w:ilvl w:val="0"/>
+          <w:numId w:val="1"/>
+        </w:numPr>
+      </w:pPr>
+      <w:r>
+        <w:t>Tryby pracy</w:t>
+      </w:r>
+    </w:p>
+    <w:p>
+      <w:r>
+        <w:lastRenderedPageBreak/>
+        <w:drawing>
+          <wp:anchor distT="0" distB="0" distL="114300" distR="114300" simplePos="0" relativeHeight="251662345" behindDoc="0" locked="0" layoutInCell="1" allowOverlap="1" wp14:anchorId="4371B0DF" wp14:editId="3829B5E8">
+            <wp:simplePos x="0" y="0"/>
+            <wp:positionH relativeFrom="page">
+              <wp:align>right</wp:align>
+            </wp:positionH>
+            <wp:positionV relativeFrom="paragraph">
+              <wp:posOffset>0</wp:posOffset>
+            </wp:positionV>
+            <wp:extent cx="7553325" cy="5323840"/>
+            <wp:effectExtent l="0" t="0" r="9525" b="0"/>
+            <wp:wrapTopAndBottom/>
+            <wp:docPr id="1786867585" name="Obraz 1"/>
+            <wp:cNvGraphicFramePr>
+              <a:graphicFrameLocks xmlns:a="http://schemas.openxmlformats.org/drawingml/2006/main" noChangeAspect="1"/>
+            </wp:cNvGraphicFramePr>
+            <a:graphic xmlns:a="http://schemas.openxmlformats.org/drawingml/2006/main">
+              <a:graphicData uri="http://schemas.openxmlformats.org/drawingml/2006/picture">
+                <pic:pic xmlns:pic="http://schemas.openxmlformats.org/drawingml/2006/picture">
+                  <pic:nvPicPr>
+                    <pic:cNvPr id="1786867585" name=""/>
+                    <pic:cNvPicPr/>
+                  </pic:nvPicPr>
+                  <pic:blipFill>
+                    <a:blip r:embed="rId22">
+                      <a:extLst>
+                        <a:ext uri="{28A0092B-C50C-407E-A947-70E740481C1C}">
+                          <a14:useLocalDpi xmlns:a14="http://schemas.microsoft.com/office/drawing/2010/main" val="0"/>
+                        </a:ext>
+                      </a:extLst>
+                    </a:blip>
+                    <a:stretch>
+                      <a:fillRect/>
+                    </a:stretch>
+                  </pic:blipFill>
+                  <pic:spPr>
+                    <a:xfrm>
+                      <a:off x="0" y="0"/>
+                      <a:ext cx="7553325" cy="5323840"/>
+                    </a:xfrm>
+                    <a:prstGeom prst="rect">
+                      <a:avLst/>
+                    </a:prstGeom>
+                  </pic:spPr>
+                </pic:pic>
+              </a:graphicData>
+            </a:graphic>
+            <wp14:sizeRelH relativeFrom="margin">
+              <wp14:pctWidth>0</wp14:pctWidth>
+            </wp14:sizeRelH>
+            <wp14:sizeRelV relativeFrom="margin">
+              <wp14:pctHeight>0</wp14:pctHeight>
+            </wp14:sizeRelV>
+          </wp:anchor>
+        </w:drawing>
+      </w:r>
+    </w:p>
+    <w:p>
+      <w:pPr>
+        <w:rPr>
+          <w:lang w:val="en-US"/>
+        </w:rPr>
+      </w:pPr>
+      <w:proofErr w:type="spellStart"/>
+      <w:r>
+        <w:rPr>
+          <w:lang w:val="en-US"/>
+        </w:rPr>
+        <w:t>Klucz</w:t>
+      </w:r>
+      <w:proofErr w:type="spellEnd"/>
+      <w:r>
+        <w:rPr>
+          <w:lang w:val="en-US"/>
+        </w:rPr>
+        <w:t xml:space="preserve"> (128 bit)</w:t>
+      </w:r>
+      <w:r>
+        <w:rPr>
+          <w:lang w:val="en-US"/>
+        </w:rPr>
+        <w:t xml:space="preserve">: </w:t>
+      </w:r>
+      <w:r>
+        <w:rPr>
+          <w:lang w:val="en-US"/>
+        </w:rPr>
+        <w:t>3E 17 BA 96 AE 04 CD 3B 99 86 9E 56 F0 AD BF 3A</w:t>
+      </w:r>
+    </w:p>
+    <w:p>
+      <w:r>
+        <w:t xml:space="preserve">Wektor inicjalizacyjny: </w:t>
+      </w:r>
+      <w:r>
+        <w:t>7E 29 F2 76 E4 53 BF 1B 2B B7 A1 59 3C 85 8F E5</w:t>
+      </w:r>
+    </w:p>
+    <w:p>
+      <w:r>
+        <w:t>Szyfrogram</w:t>
+      </w:r>
+      <w:r>
+        <w:t xml:space="preserve"> dla EBC:</w:t>
+      </w:r>
+      <w:r>
+        <w:t xml:space="preserve"> </w:t>
+      </w:r>
+      <w:r>
+        <w:t>37 F5 AA 1E 5F D4 45 88 40 5D E4 10 88 3E 55 11</w:t>
+      </w:r>
+      <w:r>
+        <w:t xml:space="preserve"> 37 F5 AA 1E 5F D4 45 88 40 5D E4 10 88 3E 55 11 37 F5 AA 1E 5F D4 45 88 40 5D E4 10 88 3E 55 11 37 F5 AA 1E 5F D4 45 88 40 5D E4 10 88 3E 55 11</w:t>
+      </w:r>
+    </w:p>
+    <w:p>
+      <w:r>
+        <w:t>Szyfrogram dla CBC:</w:t>
+      </w:r>
+      <w:r>
+        <w:t xml:space="preserve"> </w:t>
+      </w:r>
+      <w:r>
+        <w:t>3D D5 39 BD 82 AD 36 BD 1D 33 85 9B 23 1E DB 6B F4 2A 9B AA 2F FA 94 9D 67 EF 04 3B 91 67 8A DF 53 7D CB 4A A2 92 37 E9 60 29 A6 44 90 65 BC C8 83 DA 5E 16 7D B4 3A 18 68 51 18 4D 09 1B 54 D8</w:t>
+      </w:r>
+    </w:p>
+    <w:p>
+      <w:pPr>
+        <w:rPr>
+          <w:lang w:val="en-US"/>
+        </w:rPr>
+      </w:pPr>
+      <w:proofErr w:type="spellStart"/>
+      <w:r>
+        <w:rPr>
+          <w:lang w:val="en-US"/>
+        </w:rPr>
+        <w:t>Szyfrogram</w:t>
+      </w:r>
+      <w:proofErr w:type="spellEnd"/>
+      <w:r>
+        <w:rPr>
+          <w:lang w:val="en-US"/>
+        </w:rPr>
+        <w:t xml:space="preserve"> </w:t>
+      </w:r>
+      <w:proofErr w:type="spellStart"/>
+      <w:r>
+        <w:rPr>
+          <w:lang w:val="en-US"/>
+        </w:rPr>
+        <w:t>dla</w:t>
+      </w:r>
+      <w:proofErr w:type="spellEnd"/>
+      <w:r>
+        <w:rPr>
+          <w:lang w:val="en-US"/>
+        </w:rPr>
+        <w:t xml:space="preserve"> CFB:</w:t>
+      </w:r>
+      <w:r>
+        <w:rPr>
+          <w:lang w:val="en-US"/>
+        </w:rPr>
+        <w:t xml:space="preserve"> </w:t>
+      </w:r>
+      <w:r>
+        <w:rPr>
+          <w:lang w:val="en-US"/>
+        </w:rPr>
+        <w:t>B5 22 0A A2 B9 39 ED B2 5E 81 5C DF CC 3E 51 9C AC F4 CE B9 30 A8 8E A6 DD A6 BF 7E 94 51 BF A4 AA 32 5E E7 E9 A5 19 BD 3E B8 B9 D4 30 E1 FE BE 65 BF 72 DF F8 3D 70 B9 E0 DF CF 7A 43 BE 9E 9F</w:t>
+      </w:r>
+    </w:p>
+    <w:p>
+      <w:pPr>
+        <w:rPr>
+          <w:lang w:val="en-US"/>
+        </w:rPr>
+      </w:pPr>
+      <w:proofErr w:type="spellStart"/>
+      <w:r>
+        <w:rPr>
+          <w:lang w:val="en-US"/>
+        </w:rPr>
+        <w:t>Szyfrogram</w:t>
+      </w:r>
+      <w:proofErr w:type="spellEnd"/>
+      <w:r>
+        <w:rPr>
+          <w:lang w:val="en-US"/>
+        </w:rPr>
+        <w:t xml:space="preserve"> </w:t>
+      </w:r>
+      <w:proofErr w:type="spellStart"/>
+      <w:r>
+        <w:rPr>
+          <w:lang w:val="en-US"/>
+        </w:rPr>
+        <w:t>dla</w:t>
+      </w:r>
+      <w:proofErr w:type="spellEnd"/>
+      <w:r>
+        <w:rPr>
+          <w:lang w:val="en-US"/>
+        </w:rPr>
+        <w:t xml:space="preserve"> </w:t>
+      </w:r>
+      <w:r>
+        <w:rPr>
+          <w:lang w:val="en-US"/>
+        </w:rPr>
+        <w:t xml:space="preserve">OFB: </w:t>
+      </w:r>
+      <w:r>
+        <w:rPr>
+          <w:lang w:val="en-US"/>
+        </w:rPr>
+        <w:t>B5 37 F0 65 83 89 C4 8B 9F 00 86 0C 8D F4 31 B4 56 FF 43 D2 29 09 27 66 62 D8 85 2F 01 19 B9 9E 8A FC 7C E1 85 8D 30 BF 31 CE A8 43 CF 09 4F 3E 3A 66 B6 0E 93 3F C4 58 02 17 90 83 41 78 87 37</w:t>
+      </w:r>
+    </w:p>
+    <w:p>
+      <w:pPr>
+        <w:pStyle w:val="Akapitzlist"/>
+        <w:numPr>
+          <w:ilvl w:val="0"/>
+          <w:numId w:val="4"/>
+        </w:numPr>
+      </w:pPr>
+      <w:r>
+        <w:t>Wpływ zmian w tekście jawnym na szyfrogram</w:t>
+      </w:r>
+    </w:p>
+    <w:p>
+      <w:pPr>
+        <w:pStyle w:val="Akapitzlist"/>
+        <w:numPr>
+          <w:ilvl w:val="0"/>
+          <w:numId w:val="4"/>
+        </w:numPr>
+      </w:pPr>
+      <w:r>
+        <w:lastRenderedPageBreak/>
+        <w:t>Wpływ zmian w IV na szyfrogram</w:t>
+      </w:r>
+    </w:p>
+    <w:p>
+      <w:pPr>
+        <w:pStyle w:val="Akapitzlist"/>
+        <w:numPr>
+          <w:ilvl w:val="0"/>
+          <w:numId w:val="1"/>
+        </w:numPr>
+      </w:pPr>
+      <w:r>
+        <w:t>Propagacja błędów transmisji</w:t>
+      </w:r>
+    </w:p>
+    <w:p>
+      <w:r>
+        <w:t>W trybie EBC:</w:t>
+      </w:r>
+    </w:p>
+    <w:p>
+      <w:r>
+        <w:t>W trybie CBC:</w:t>
+      </w:r>
+    </w:p>
+    <w:p>
+      <w:r>
+        <w:t>W trybie CFB:</w:t>
+      </w:r>
+    </w:p>
+    <w:p>
+      <w:r>
+        <w:t>W trybie OFB:</w:t>
+      </w:r>
+    </w:p>
+    <w:p>
+      <w:pPr>
+        <w:pStyle w:val="Akapitzlist"/>
+        <w:numPr>
+          <w:ilvl w:val="0"/>
+          <w:numId w:val="1"/>
+        </w:numPr>
+      </w:pPr>
+      <w:r>
+        <w:t>Atak brutalny na AES</w:t>
+      </w:r>
+    </w:p>
+    <w:p>
+      <w:pPr>
+        <w:pStyle w:val="Akapitzlist"/>
+        <w:numPr>
+          <w:ilvl w:val="0"/>
+          <w:numId w:val="3"/>
+        </w:numPr>
+      </w:pPr>
+      <w:r>
+        <w:rPr>
+          <w:noProof/>
+        </w:rPr>
+        <w:drawing>
+          <wp:anchor distT="0" distB="0" distL="114300" distR="114300" simplePos="0" relativeHeight="251658244" behindDoc="0" locked="0" layoutInCell="1" allowOverlap="1" wp14:anchorId="7BF750F3" wp14:editId="170BD870">
+            <wp:simplePos x="0" y="0"/>
+            <wp:positionH relativeFrom="page">
+              <wp:align>left</wp:align>
+            </wp:positionH>
+            <wp:positionV relativeFrom="paragraph">
+              <wp:posOffset>252730</wp:posOffset>
+            </wp:positionV>
+            <wp:extent cx="7614285" cy="1722120"/>
+            <wp:effectExtent l="0" t="0" r="5715" b="0"/>
+            <wp:wrapTopAndBottom/>
+            <wp:docPr id="481433773" name="Obraz 1"/>
+            <wp:cNvGraphicFramePr>
+              <a:graphicFrameLocks xmlns:a="http://schemas.openxmlformats.org/drawingml/2006/main" noChangeAspect="1"/>
+            </wp:cNvGraphicFramePr>
+            <a:graphic xmlns:a="http://schemas.openxmlformats.org/drawingml/2006/main">
+              <a:graphicData uri="http://schemas.openxmlformats.org/drawingml/2006/picture">
+                <pic:pic xmlns:pic="http://schemas.openxmlformats.org/drawingml/2006/picture">
+                  <pic:nvPicPr>
+                    <pic:cNvPr id="481433773" name=""/>
+                    <pic:cNvPicPr/>
+                  </pic:nvPicPr>
+                  <pic:blipFill>
+                    <a:blip r:embed="rId23" cstate="print">
+                      <a:extLst>
+                        <a:ext uri="{28A0092B-C50C-407E-A947-70E740481C1C}">
+                          <a14:useLocalDpi xmlns:a14="http://schemas.microsoft.com/office/drawing/2010/main" val="0"/>
+                        </a:ext>
+                      </a:extLst>
+                    </a:blip>
+                    <a:stretch>
+                      <a:fillRect/>
+                    </a:stretch>
+                  </pic:blipFill>
+                  <pic:spPr>
+                    <a:xfrm>
+                      <a:off x="0" y="0"/>
+                      <a:ext cx="7630804" cy="1725789"/>
+                    </a:xfrm>
+                    <a:prstGeom prst="rect">
+                      <a:avLst/>
+                    </a:prstGeom>
+                  </pic:spPr>
+                </pic:pic>
+              </a:graphicData>
+            </a:graphic>
+            <wp14:sizeRelH relativeFrom="margin">
+              <wp14:pctWidth>0</wp14:pctWidth>
+            </wp14:sizeRelH>
+            <wp14:sizeRelV relativeFrom="margin">
+              <wp14:pctHeight>0</wp14:pctHeight>
+            </wp14:sizeRelV>
+          </wp:anchor>
+        </w:drawing>
+      </w:r>
+      <w:r>
+        <w:t>Znane 13 bajtów klucza</w:t>
+      </w:r>
+    </w:p>
+    <w:p/>
+    <w:p>
+      <w:pPr>
+        <w:rPr>
+          <w:lang w:val="en-US"/>
+        </w:rPr>
+      </w:pPr>
+      <w:proofErr w:type="spellStart"/>
+      <w:r>
+        <w:rPr>
+          <w:b/>
+          <w:bCs/>
+          <w:lang w:val="en-US"/>
+        </w:rPr>
+        <w:t>Szyfrogram</w:t>
+      </w:r>
+      <w:proofErr w:type="spellEnd"/>
+      <w:r>
+        <w:rPr>
+          <w:b/>
+          <w:bCs/>
+          <w:lang w:val="en-US"/>
+        </w:rPr>
+        <w:t>:</w:t>
+      </w:r>
+      <w:r>
+        <w:rPr>
+          <w:lang w:val="en-US"/>
+        </w:rPr>
+        <w:t xml:space="preserve"> </w:t>
+      </w:r>
+      <w:r>
+        <w:rPr>
+          <w:lang w:val="en-US"/>
+        </w:rPr>
+        <w:t>2F 88 80 DE BC F0 E6 61 5B DC 43 49 29 B9 1A 86 01 8B F4 F1 7A D7 3F 61 C5 81 76 18 65 93 29 1B E3 D5 C2 48 8C 9D BC 7D 99 EE B7 05 A7 38 E3 02 70 54 27 DD 08 9E 8A BA BD 6F 9D 82 5D 37 19 47 DD 57 20 91 9B 3E 7F DE 7C 76 D6 6B 07 F5 77 AC 0D 17 F4 CC 3B EA 0C B2 1C 2F C6 E9 44 F1 FA 07</w:t>
+      </w:r>
+    </w:p>
+    <w:p>
+      <w:pPr>
+        <w:rPr>
+          <w:lang w:val="en-US"/>
+        </w:rPr>
+      </w:pPr>
+      <w:proofErr w:type="spellStart"/>
+      <w:r>
+        <w:rPr>
+          <w:b/>
+          <w:bCs/>
+          <w:lang w:val="en-US"/>
+        </w:rPr>
+        <w:t>Klucz</w:t>
+      </w:r>
+      <w:proofErr w:type="spellEnd"/>
+      <w:r>
+        <w:rPr>
+          <w:b/>
+          <w:bCs/>
+          <w:lang w:val="en-US"/>
+        </w:rPr>
+        <w:t xml:space="preserve">: </w:t>
+      </w:r>
+      <w:r>
+        <w:rPr>
+          <w:b/>
+          <w:bCs/>
+          <w:lang w:val="en-US"/>
+        </w:rPr>
+        <w:t xml:space="preserve"> </w:t>
+      </w:r>
+      <w:r>
+        <w:rPr>
+          <w:lang w:val="en-US"/>
+        </w:rPr>
+        <w:t>00 00 00 00 00 00 00 00 00 00 00 00 00 F3 27 2B</w:t>
+      </w:r>
+    </w:p>
+    <w:p>
+      <w:pPr>
+        <w:rPr>
+          <w:lang w:val="en-US"/>
+        </w:rPr>
+      </w:pPr>
+      <w:proofErr w:type="spellStart"/>
+      <w:r>
+        <w:rPr>
+          <w:b/>
+          <w:bCs/>
+          <w:lang w:val="en-US"/>
+        </w:rPr>
+        <w:t>Tekst</w:t>
+      </w:r>
+      <w:proofErr w:type="spellEnd"/>
+      <w:r>
+        <w:rPr>
+          <w:b/>
+          <w:bCs/>
+          <w:lang w:val="en-US"/>
+        </w:rPr>
+        <w:t xml:space="preserve"> </w:t>
+      </w:r>
+      <w:proofErr w:type="spellStart"/>
+      <w:r>
+        <w:rPr>
+          <w:b/>
+          <w:bCs/>
+          <w:lang w:val="en-US"/>
+        </w:rPr>
+        <w:t>jawny</w:t>
+      </w:r>
+      <w:proofErr w:type="spellEnd"/>
+      <w:r>
+        <w:rPr>
+          <w:b/>
+          <w:bCs/>
+          <w:lang w:val="en-US"/>
+        </w:rPr>
+        <w:t xml:space="preserve">: </w:t>
+      </w:r>
+      <w:r>
+        <w:rPr>
+          <w:lang w:val="en-US"/>
+        </w:rPr>
+        <w:t>Thunderstorms are expected later, with dark clouds forming over the distant horizon.</w:t>
+      </w:r>
+    </w:p>
+    <w:p>
+      <w:r>
+        <w:rPr>
+          <w:b/>
+          <w:bCs/>
+        </w:rPr>
+        <w:t xml:space="preserve">Czas trwania ataku: </w:t>
+      </w:r>
+      <w:r>
+        <w:t>2 sekundy</w:t>
+      </w:r>
+    </w:p>
+    <w:p>
+      <w:pPr>
+        <w:pStyle w:val="Akapitzlist"/>
+        <w:numPr>
+          <w:ilvl w:val="0"/>
+          <w:numId w:val="3"/>
+        </w:numPr>
+      </w:pPr>
+      <w:r>
+        <w:t xml:space="preserve">Znane 12 bajtów klucza </w:t>
+      </w:r>
+      <w:r>
+        <w:t>i początek tekstu jawnego</w:t>
+      </w:r>
+      <w:r>
+        <w:t xml:space="preserve">: </w:t>
+      </w:r>
+      <w:r>
+        <w:t>„The ”</w:t>
+      </w:r>
+    </w:p>
+    <w:p>
+      <w:r>
+        <w:rPr>
+          <w:noProof/>
+        </w:rPr>
+        <w:drawing>
+          <wp:anchor distT="0" distB="0" distL="114300" distR="114300" simplePos="0" relativeHeight="251658240" behindDoc="0" locked="0" layoutInCell="1" allowOverlap="1" wp14:anchorId="4E07790D" wp14:editId="14E457E0">
+            <wp:simplePos x="0" y="0"/>
+            <wp:positionH relativeFrom="page">
+              <wp:align>left</wp:align>
+            </wp:positionH>
+            <wp:positionV relativeFrom="paragraph">
+              <wp:posOffset>0</wp:posOffset>
+            </wp:positionV>
+            <wp:extent cx="7562850" cy="1790700"/>
+            <wp:effectExtent l="0" t="0" r="0" b="0"/>
+            <wp:wrapTopAndBottom/>
+            <wp:docPr id="773061694" name="Obraz 1"/>
+            <wp:cNvGraphicFramePr>
+              <a:graphicFrameLocks xmlns:a="http://schemas.openxmlformats.org/drawingml/2006/main" noChangeAspect="1"/>
+            </wp:cNvGraphicFramePr>
+            <a:graphic xmlns:a="http://schemas.openxmlformats.org/drawingml/2006/main">
+              <a:graphicData uri="http://schemas.openxmlformats.org/drawingml/2006/picture">
+                <pic:pic xmlns:pic="http://schemas.openxmlformats.org/drawingml/2006/picture">
+                  <pic:nvPicPr>
+                    <pic:cNvPr id="773061694" name=""/>
+                    <pic:cNvPicPr/>
+                  </pic:nvPicPr>
+                  <pic:blipFill>
+                    <a:blip r:embed="rId24" cstate="print">
+                      <a:extLst>
+                        <a:ext uri="{28A0092B-C50C-407E-A947-70E740481C1C}">
+                          <a14:useLocalDpi xmlns:a14="http://schemas.microsoft.com/office/drawing/2010/main" val="0"/>
+                        </a:ext>
+                      </a:extLst>
+                    </a:blip>
+                    <a:stretch>
+                      <a:fillRect/>
+                    </a:stretch>
+                  </pic:blipFill>
+                  <pic:spPr>
+                    <a:xfrm>
+                      <a:off x="0" y="0"/>
+                      <a:ext cx="7564659" cy="1791103"/>
+                    </a:xfrm>
+                    <a:prstGeom prst="rect">
+                      <a:avLst/>
+                    </a:prstGeom>
+                  </pic:spPr>
+                </pic:pic>
+              </a:graphicData>
+            </a:graphic>
+            <wp14:sizeRelH relativeFrom="margin">
+              <wp14:pctWidth>0</wp14:pctWidth>
+            </wp14:sizeRelH>
+            <wp14:sizeRelV relativeFrom="margin">
+              <wp14:pctHeight>0</wp14:pctHeight>
+            </wp14:sizeRelV>
+          </wp:anchor>
+        </w:drawing>
+      </w:r>
+    </w:p>
+    <w:p>
+      <w:pPr>
+        <w:rPr>
+          <w:lang w:val="en-US"/>
+        </w:rPr>
+      </w:pPr>
+      <w:proofErr w:type="spellStart"/>
+      <w:r>
+        <w:rPr>
+          <w:b/>
+          <w:bCs/>
+          <w:lang w:val="en-US"/>
+        </w:rPr>
+        <w:t>Szyfrogram</w:t>
+      </w:r>
+      <w:proofErr w:type="spellEnd"/>
+      <w:r>
+        <w:rPr>
+          <w:b/>
+          <w:bCs/>
+          <w:lang w:val="en-US"/>
+        </w:rPr>
+        <w:t>:</w:t>
+      </w:r>
+      <w:r>
+        <w:rPr>
+          <w:lang w:val="en-US"/>
+        </w:rPr>
+        <w:t xml:space="preserve"> </w:t>
+      </w:r>
+      <w:r>
+        <w:rPr>
+          <w:lang w:val="en-US"/>
+        </w:rPr>
+        <w:t xml:space="preserve">BD 67 61 56 96 48 23 C5 EA A2 D7 0A </w:t>
+      </w:r>
+      <w:proofErr w:type="spellStart"/>
+      <w:r>
+        <w:rPr>
+          <w:lang w:val="en-US"/>
+        </w:rPr>
+        <w:t>0A</w:t>
+      </w:r>
+      <w:proofErr w:type="spellEnd"/>
+      <w:r>
+        <w:rPr>
+          <w:lang w:val="en-US"/>
+        </w:rPr>
+        <w:t xml:space="preserve"> CB D4 1C 97 87 D6 D3 D2 A8 37 2C DE 77 E6 AE 22 25 73 57 31 C7 91 90 5B 3D F0 45 73 CC 4F 5D D9 5C 05 F7 26 50 A7 64 6B B2 20 6E 12 9B 8E 68 0B 2C 10 C2 EB C9 E9 43 4E F1 FB 53 F3 DD B2 D1 EF 8B </w:t>
+      </w:r>
+      <w:proofErr w:type="spellStart"/>
+      <w:r>
+        <w:rPr>
+          <w:lang w:val="en-US"/>
+        </w:rPr>
+        <w:t>8B</w:t>
+      </w:r>
+      <w:proofErr w:type="spellEnd"/>
+      <w:r>
+        <w:rPr>
+          <w:lang w:val="en-US"/>
+        </w:rPr>
+        <w:t xml:space="preserve"> BA 6E 14 B7 4C E3 1D 45 BE BA 1F E3 2E F9 90 92 A9</w:t>
+      </w:r>
+    </w:p>
+    <w:p>
+      <w:pPr>
+        <w:rPr>
+          <w:lang w:val="en-US"/>
+        </w:rPr>
+      </w:pPr>
+      <w:proofErr w:type="spellStart"/>
+      <w:r>
+        <w:rPr>
+          <w:b/>
+          <w:bCs/>
+          <w:lang w:val="en-US"/>
+        </w:rPr>
+        <w:lastRenderedPageBreak/>
+        <w:t>Klucz</w:t>
+      </w:r>
+      <w:proofErr w:type="spellEnd"/>
+      <w:r>
+        <w:rPr>
+          <w:b/>
+          <w:bCs/>
+          <w:lang w:val="en-US"/>
+        </w:rPr>
+        <w:t xml:space="preserve">: </w:t>
+      </w:r>
+      <w:r>
+        <w:rPr>
+          <w:lang w:val="en-US"/>
+        </w:rPr>
+        <w:t>00 00 00 00 00 00 00 00 00 00 00 00 A3 41 B4 23</w:t>
+      </w:r>
+    </w:p>
+    <w:p>
+      <w:pPr>
+        <w:rPr>
+          <w:lang w:val="en-US"/>
+        </w:rPr>
+      </w:pPr>
+      <w:proofErr w:type="spellStart"/>
+      <w:r>
+        <w:rPr>
+          <w:b/>
+          <w:bCs/>
+          <w:lang w:val="en-US"/>
+        </w:rPr>
+        <w:t>Tekst</w:t>
+      </w:r>
+      <w:proofErr w:type="spellEnd"/>
+      <w:r>
+        <w:rPr>
+          <w:b/>
+          <w:bCs/>
+          <w:lang w:val="en-US"/>
+        </w:rPr>
+        <w:t xml:space="preserve"> </w:t>
+      </w:r>
+      <w:proofErr w:type="spellStart"/>
+      <w:r>
+        <w:rPr>
+          <w:b/>
+          <w:bCs/>
+          <w:lang w:val="en-US"/>
+        </w:rPr>
+        <w:t>jawny</w:t>
+      </w:r>
+      <w:proofErr w:type="spellEnd"/>
+      <w:r>
+        <w:rPr>
+          <w:b/>
+          <w:bCs/>
+          <w:lang w:val="en-US"/>
+        </w:rPr>
+        <w:t>:</w:t>
+      </w:r>
+      <w:r>
+        <w:rPr>
+          <w:lang w:val="en-US"/>
+        </w:rPr>
+        <w:t xml:space="preserve"> </w:t>
+      </w:r>
+      <w:r>
+        <w:rPr>
+          <w:lang w:val="en-US"/>
+        </w:rPr>
+        <w:t>The writer uses vivid imagery to bring fictional worlds vividly into the reader's mind.</w:t>
+      </w:r>
+    </w:p>
+    <w:p>
+      <w:r>
+        <w:rPr>
+          <w:b/>
+          <w:bCs/>
+        </w:rPr>
+        <w:t>Czas trwania ataku</w:t>
+      </w:r>
+      <w:r>
+        <w:rPr>
+          <w:b/>
+          <w:bCs/>
+        </w:rPr>
+        <w:t>:</w:t>
+      </w:r>
+      <w:r>
+        <w:t xml:space="preserve"> Całkowity</w:t>
+      </w:r>
+      <w:r>
+        <w:t xml:space="preserve"> 5 minut</w:t>
+      </w:r>
+      <w:r>
+        <w:t>,</w:t>
+      </w:r>
+      <w:r>
+        <w:t xml:space="preserve"> tekst jawny wyświetlał się poprawnie po około 2,5 minuty.</w:t>
+      </w:r>
+    </w:p>
+    <w:p>
+      <w:pPr>
+        <w:pStyle w:val="Akapitzlist"/>
+        <w:numPr>
+          <w:ilvl w:val="0"/>
+          <w:numId w:val="3"/>
+        </w:numPr>
+      </w:pPr>
+      <w:r>
+        <w:rPr>
+          <w:noProof/>
+        </w:rPr>
+        <w:drawing>
+          <wp:anchor distT="0" distB="0" distL="114300" distR="114300" simplePos="0" relativeHeight="251658243" behindDoc="0" locked="0" layoutInCell="1" allowOverlap="1" wp14:anchorId="65BAEDAA" wp14:editId="5FB3EEFD">
+            <wp:simplePos x="0" y="0"/>
+            <wp:positionH relativeFrom="page">
+              <wp:align>right</wp:align>
+            </wp:positionH>
+            <wp:positionV relativeFrom="paragraph">
+              <wp:posOffset>245110</wp:posOffset>
+            </wp:positionV>
+            <wp:extent cx="7568565" cy="1775460"/>
+            <wp:effectExtent l="0" t="0" r="0" b="0"/>
+            <wp:wrapTopAndBottom/>
+            <wp:docPr id="477954232" name="Obraz 1"/>
+            <wp:cNvGraphicFramePr>
+              <a:graphicFrameLocks xmlns:a="http://schemas.openxmlformats.org/drawingml/2006/main" noChangeAspect="1"/>
+            </wp:cNvGraphicFramePr>
+            <a:graphic xmlns:a="http://schemas.openxmlformats.org/drawingml/2006/main">
+              <a:graphicData uri="http://schemas.openxmlformats.org/drawingml/2006/picture">
+                <pic:pic xmlns:pic="http://schemas.openxmlformats.org/drawingml/2006/picture">
+                  <pic:nvPicPr>
+                    <pic:cNvPr id="477954232" name=""/>
+                    <pic:cNvPicPr/>
+                  </pic:nvPicPr>
+                  <pic:blipFill>
+                    <a:blip r:embed="rId25" cstate="print">
+                      <a:extLst>
+                        <a:ext uri="{28A0092B-C50C-407E-A947-70E740481C1C}">
+                          <a14:useLocalDpi xmlns:a14="http://schemas.microsoft.com/office/drawing/2010/main" val="0"/>
+                        </a:ext>
+                      </a:extLst>
+                    </a:blip>
+                    <a:stretch>
+                      <a:fillRect/>
+                    </a:stretch>
+                  </pic:blipFill>
+                  <pic:spPr>
+                    <a:xfrm>
+                      <a:off x="0" y="0"/>
+                      <a:ext cx="7568565" cy="1775460"/>
+                    </a:xfrm>
+                    <a:prstGeom prst="rect">
+                      <a:avLst/>
+                    </a:prstGeom>
+                  </pic:spPr>
+                </pic:pic>
+              </a:graphicData>
+            </a:graphic>
+            <wp14:sizeRelH relativeFrom="margin">
+              <wp14:pctWidth>0</wp14:pctWidth>
+            </wp14:sizeRelH>
+            <wp14:sizeRelV relativeFrom="margin">
+              <wp14:pctHeight>0</wp14:pctHeight>
+            </wp14:sizeRelV>
+          </wp:anchor>
+        </w:drawing>
+      </w:r>
+      <w:r>
+        <w:t xml:space="preserve">Znane pierwsze 92 bity klucza </w:t>
+      </w:r>
+      <w:r>
+        <w:t xml:space="preserve">oraz </w:t>
+      </w:r>
+      <w:r>
+        <w:t>początek</w:t>
+      </w:r>
+      <w:r>
+        <w:t xml:space="preserve"> tekstu jawnego: </w:t>
+      </w:r>
+      <w:r>
+        <w:t>„Cryptology ”</w:t>
+      </w:r>
+    </w:p>
+    <w:p/>
+    <w:p>
+      <w:r>
+        <w:rPr>
+          <w:b/>
+          <w:bCs/>
+        </w:rPr>
+        <w:t>Szyfrogram:</w:t>
+      </w:r>
+      <w:r>
+        <w:t xml:space="preserve"> </w:t>
+      </w:r>
+      <w:r>
+        <w:t xml:space="preserve">87 79 66 CA 80 1F C4 BC AE 36 28 0B 9F FC 59 7F 92 89 AF D8 C1 43 36 DB </w:t>
+      </w:r>
+      <w:proofErr w:type="spellStart"/>
+      <w:r>
+        <w:t>DB</w:t>
+      </w:r>
+      <w:proofErr w:type="spellEnd"/>
+      <w:r>
+        <w:t xml:space="preserve"> AE 3D 81 94 FD B9 60 EE 5B 5E 16 51 A1 43 B6 C8 2F 51 BA 00 21 57 30 E9 1C 0B 00 5F 38 0B 33 B8 39 37 7D 19 E7 81 3E 34 87 27 AA 12 98 A2 DB FF C3 7B 7D 96 F6 69 1A 4C 4F 03 9A 5C 8D 85 8B 0B 3B F6 41 1A CC 46 88</w:t>
+      </w:r>
+    </w:p>
+    <w:p>
+      <w:pPr>
+        <w:rPr>
+          <w:lang w:val="en-US"/>
+        </w:rPr>
+      </w:pPr>
+      <w:proofErr w:type="spellStart"/>
+      <w:r>
+        <w:rPr>
+          <w:b/>
+          <w:bCs/>
+          <w:lang w:val="en-US"/>
+        </w:rPr>
+        <w:t>Klucz</w:t>
+      </w:r>
+      <w:proofErr w:type="spellEnd"/>
+      <w:r>
+        <w:rPr>
+          <w:b/>
+          <w:bCs/>
+          <w:lang w:val="en-US"/>
+        </w:rPr>
+        <w:t>:</w:t>
+      </w:r>
+      <w:r>
+        <w:rPr>
+          <w:lang w:val="en-US"/>
+        </w:rPr>
+        <w:t xml:space="preserve"> 00 00 00 00 00 00 00 00 00 00 00 09 5A D9 5A 51</w:t>
+      </w:r>
+    </w:p>
+    <w:p>
+      <w:pPr>
+        <w:rPr>
+          <w:lang w:val="en-US"/>
+        </w:rPr>
+      </w:pPr>
+      <w:proofErr w:type="spellStart"/>
+      <w:r>
+        <w:rPr>
+          <w:b/>
+          <w:bCs/>
+          <w:lang w:val="en-US"/>
+        </w:rPr>
+        <w:t>Tekst</w:t>
+      </w:r>
+      <w:proofErr w:type="spellEnd"/>
+      <w:r>
+        <w:rPr>
+          <w:b/>
+          <w:bCs/>
+          <w:lang w:val="en-US"/>
+        </w:rPr>
+        <w:t xml:space="preserve"> </w:t>
+      </w:r>
+      <w:proofErr w:type="spellStart"/>
+      <w:r>
+        <w:rPr>
+          <w:b/>
+          <w:bCs/>
+          <w:lang w:val="en-US"/>
+        </w:rPr>
+        <w:t>jawny</w:t>
+      </w:r>
+      <w:proofErr w:type="spellEnd"/>
+      <w:r>
+        <w:rPr>
+          <w:b/>
+          <w:bCs/>
+          <w:lang w:val="en-US"/>
+        </w:rPr>
+        <w:t>:</w:t>
+      </w:r>
+      <w:r>
+        <w:rPr>
+          <w:lang w:val="en-US"/>
+        </w:rPr>
+        <w:t xml:space="preserve"> </w:t>
+      </w:r>
+      <w:r>
+        <w:rPr>
+          <w:lang w:val="en-US"/>
+        </w:rPr>
+        <w:t>Cryptology has roots in ancient civilizations such as Rome and Egypt using coded messages.</w:t>
+      </w:r>
+    </w:p>
+    <w:p>
+      <w:r>
+        <w:rPr>
+          <w:b/>
+          <w:bCs/>
+        </w:rPr>
+        <w:t>Czas trwania ataku:</w:t>
+      </w:r>
+      <w:r>
+        <w:t xml:space="preserve"> </w:t>
+      </w:r>
+      <w:r>
+        <w:t>Całkowity: 5</w:t>
+      </w:r>
+      <w:r>
+        <w:t xml:space="preserve">8 minut, tekst wyświetlał się poprawnie po około </w:t>
+      </w:r>
+      <w:r>
+        <w:t>26 minut</w:t>
+      </w:r>
+      <w:r>
+        <w:t>ach.</w:t>
+      </w:r>
+    </w:p>
+    <w:p>
+      <w:pPr>
+        <w:pStyle w:val="Akapitzlist"/>
+        <w:numPr>
+          <w:ilvl w:val="0"/>
+          <w:numId w:val="1"/>
+        </w:numPr>
+      </w:pPr>
+      <w:r>
+        <w:t>Inne szyfry blokowe dostępne w CrypTool’u</w:t>
+      </w:r>
+      <w:r>
+        <w:t xml:space="preserve">: </w:t>
+      </w:r>
+    </w:p>
+    <w:p>
+      <w:pPr>
+        <w:pStyle w:val="Akapitzlist"/>
+      </w:pPr>
+      <w:r>
+        <w:t>DES</w:t>
+      </w:r>
+    </w:p>
+    <w:p>
+      <w:pPr>
+        <w:pStyle w:val="Akapitzlist"/>
+      </w:pPr>
+      <w:r>
+        <w:t>Blowfish</w:t>
+      </w:r>
+    </w:p>
+    <w:p>
+      <w:pPr>
+        <w:pStyle w:val="Akapitzlist"/>
+      </w:pPr>
+      <w:r>
+        <w:t>RC2</w:t>
+      </w:r>
+    </w:p>
     <w:sectPr>
+      <w:footerReference w:type="default" r:id="rId26"/>
       <w:pgSz w:w="11906" w:h="16838"/>
       <w:pgMar w:top="720" w:right="720" w:bottom="720" w:left="720" w:header="708" w:footer="708" w:gutter="0"/>
       <w:cols w:space="708"/>
@@ -11,6 +3378,449 @@
     </w:sectPr>
   </w:body>
 </w:document>
+</file>
+
+<file path=word/endnotes.xml><?xml version="1.0" encoding="utf-8"?>
+<w:endnotes xmlns:wpc="http://schemas.microsoft.com/office/word/2010/wordprocessingCanvas" xmlns:cx="http://schemas.microsoft.com/office/drawing/2014/chartex" xmlns:cx1="http://schemas.microsoft.com/office/drawing/2015/9/8/chartex" xmlns:cx2="http://schemas.microsoft.com/office/drawing/2015/10/21/chartex" xmlns:cx3="http://schemas.microsoft.com/office/drawing/2016/5/9/chartex" xmlns:cx4="http://schemas.microsoft.com/office/drawing/2016/5/10/chartex" xmlns:cx5="http://schemas.microsoft.com/office/drawing/2016/5/11/chartex" xmlns:cx6="http://schemas.microsoft.com/office/drawing/2016/5/12/chartex" xmlns:cx7="http://schemas.microsoft.com/office/drawing/2016/5/13/chartex" xmlns:cx8="http://schemas.microsoft.com/office/drawing/2016/5/14/chartex" xmlns:mc="http://schemas.openxmlformats.org/markup-compatibility/2006" xmlns:aink="http://schemas.microsoft.com/office/drawing/2016/ink" xmlns:am3d="http://schemas.microsoft.com/office/drawing/2017/model3d" xmlns:o="urn:schemas-microsoft-com:office:office" xmlns:oel="http://schemas.microsoft.com/office/2019/extlst" xmlns:r="http://schemas.openxmlformats.org/officeDocument/2006/relationships" xmlns:m="http://schemas.openxmlformats.org/officeDocument/2006/math" xmlns:v="urn:schemas-microsoft-com:vml" xmlns:wp14="http://schemas.microsoft.com/office/word/2010/wordprocessingDrawing" xmlns:wp="http://schemas.openxmlformats.org/drawingml/2006/wordprocessingDrawing" xmlns:w10="urn:schemas-microsoft-com:office:word" xmlns:w="http://schemas.openxmlformats.org/wordprocessingml/2006/main" xmlns:w14="http://schemas.microsoft.com/office/word/2010/wordml" xmlns:w15="http://schemas.microsoft.com/office/word/2012/wordml" xmlns:w16cex="http://schemas.microsoft.com/office/word/2018/wordml/cex" xmlns:w16cid="http://schemas.microsoft.com/office/word/2016/wordml/cid" xmlns:w16="http://schemas.microsoft.com/office/word/2018/wordml" xmlns:w16du="http://schemas.microsoft.com/office/word/2023/wordml/word16du" xmlns:w16sdtdh="http://schemas.microsoft.com/office/word/2020/wordml/sdtdatahash" xmlns:w16sdtfl="http://schemas.microsoft.com/office/word/2024/wordml/sdtformatlock" xmlns:w16se="http://schemas.microsoft.com/office/word/2015/wordml/symex" xmlns:wpg="http://schemas.microsoft.com/office/word/2010/wordprocessingGroup" xmlns:wpi="http://schemas.microsoft.com/office/word/2010/wordprocessingInk" xmlns:wne="http://schemas.microsoft.com/office/word/2006/wordml" xmlns:wps="http://schemas.microsoft.com/office/word/2010/wordprocessingShape" mc:Ignorable="w14 w15 w16se w16cid w16 w16cex w16sdtdh w16sdtfl w16du wp14">
+  <w:endnote w:type="separator" w:id="-1">
+    <w:p>
+      <w:pPr>
+        <w:spacing w:after="0" w:line="240" w:lineRule="auto"/>
+      </w:pPr>
+      <w:r>
+        <w:separator/>
+      </w:r>
+    </w:p>
+  </w:endnote>
+  <w:endnote w:type="continuationSeparator" w:id="0">
+    <w:p>
+      <w:pPr>
+        <w:spacing w:after="0" w:line="240" w:lineRule="auto"/>
+      </w:pPr>
+      <w:r>
+        <w:continuationSeparator/>
+      </w:r>
+    </w:p>
+  </w:endnote>
+</w:endnotes>
+</file>
+
+<file path=word/footer1.xml><?xml version="1.0" encoding="utf-8"?>
+<w:ftr xmlns:wpc="http://schemas.microsoft.com/office/word/2010/wordprocessingCanvas" xmlns:cx="http://schemas.microsoft.com/office/drawing/2014/chartex" xmlns:cx1="http://schemas.microsoft.com/office/drawing/2015/9/8/chartex" xmlns:cx2="http://schemas.microsoft.com/office/drawing/2015/10/21/chartex" xmlns:cx3="http://schemas.microsoft.com/office/drawing/2016/5/9/chartex" xmlns:cx4="http://schemas.microsoft.com/office/drawing/2016/5/10/chartex" xmlns:cx5="http://schemas.microsoft.com/office/drawing/2016/5/11/chartex" xmlns:cx6="http://schemas.microsoft.com/office/drawing/2016/5/12/chartex" xmlns:cx7="http://schemas.microsoft.com/office/drawing/2016/5/13/chartex" xmlns:cx8="http://schemas.microsoft.com/office/drawing/2016/5/14/chartex" xmlns:mc="http://schemas.openxmlformats.org/markup-compatibility/2006" xmlns:aink="http://schemas.microsoft.com/office/drawing/2016/ink" xmlns:am3d="http://schemas.microsoft.com/office/drawing/2017/model3d" xmlns:o="urn:schemas-microsoft-com:office:office" xmlns:oel="http://schemas.microsoft.com/office/2019/extlst" xmlns:r="http://schemas.openxmlformats.org/officeDocument/2006/relationships" xmlns:m="http://schemas.openxmlformats.org/officeDocument/2006/math" xmlns:v="urn:schemas-microsoft-com:vml" xmlns:wp14="http://schemas.microsoft.com/office/word/2010/wordprocessingDrawing" xmlns:wp="http://schemas.openxmlformats.org/drawingml/2006/wordprocessingDrawing" xmlns:w10="urn:schemas-microsoft-com:office:word" xmlns:w="http://schemas.openxmlformats.org/wordprocessingml/2006/main" xmlns:w14="http://schemas.microsoft.com/office/word/2010/wordml" xmlns:w15="http://schemas.microsoft.com/office/word/2012/wordml" xmlns:w16cex="http://schemas.microsoft.com/office/word/2018/wordml/cex" xmlns:w16cid="http://schemas.microsoft.com/office/word/2016/wordml/cid" xmlns:w16="http://schemas.microsoft.com/office/word/2018/wordml" xmlns:w16du="http://schemas.microsoft.com/office/word/2023/wordml/word16du" xmlns:w16sdtdh="http://schemas.microsoft.com/office/word/2020/wordml/sdtdatahash" xmlns:w16sdtfl="http://schemas.microsoft.com/office/word/2024/wordml/sdtformatlock" xmlns:w16se="http://schemas.microsoft.com/office/word/2015/wordml/symex" xmlns:wpg="http://schemas.microsoft.com/office/word/2010/wordprocessingGroup" xmlns:wpi="http://schemas.microsoft.com/office/word/2010/wordprocessingInk" xmlns:wne="http://schemas.microsoft.com/office/word/2006/wordml" xmlns:wps="http://schemas.microsoft.com/office/word/2010/wordprocessingShape" mc:Ignorable="w14 w15 w16se w16cid w16 w16cex w16sdtdh w16sdtfl w16du wp14">
+  <w:p>
+    <w:pPr>
+      <w:pStyle w:val="Stopka"/>
+    </w:pPr>
+    <w:r>
+      <w:t>Stanisław Fiedoruk</w:t>
+    </w:r>
+    <w:r>
+      <w:tab/>
+      <w:t xml:space="preserve">                    WCY24KY1S1</w:t>
+    </w:r>
+    <w:r>
+      <w:ptab w:relativeTo="margin" w:alignment="right" w:leader="none"/>
+    </w:r>
+  </w:p>
+</w:ftr>
+</file>
+
+<file path=word/footnotes.xml><?xml version="1.0" encoding="utf-8"?>
+<w:footnotes xmlns:wpc="http://schemas.microsoft.com/office/word/2010/wordprocessingCanvas" xmlns:cx="http://schemas.microsoft.com/office/drawing/2014/chartex" xmlns:cx1="http://schemas.microsoft.com/office/drawing/2015/9/8/chartex" xmlns:cx2="http://schemas.microsoft.com/office/drawing/2015/10/21/chartex" xmlns:cx3="http://schemas.microsoft.com/office/drawing/2016/5/9/chartex" xmlns:cx4="http://schemas.microsoft.com/office/drawing/2016/5/10/chartex" xmlns:cx5="http://schemas.microsoft.com/office/drawing/2016/5/11/chartex" xmlns:cx6="http://schemas.microsoft.com/office/drawing/2016/5/12/chartex" xmlns:cx7="http://schemas.microsoft.com/office/drawing/2016/5/13/chartex" xmlns:cx8="http://schemas.microsoft.com/office/drawing/2016/5/14/chartex" xmlns:mc="http://schemas.openxmlformats.org/markup-compatibility/2006" xmlns:aink="http://schemas.microsoft.com/office/drawing/2016/ink" xmlns:am3d="http://schemas.microsoft.com/office/drawing/2017/model3d" xmlns:o="urn:schemas-microsoft-com:office:office" xmlns:oel="http://schemas.microsoft.com/office/2019/extlst" xmlns:r="http://schemas.openxmlformats.org/officeDocument/2006/relationships" xmlns:m="http://schemas.openxmlformats.org/officeDocument/2006/math" xmlns:v="urn:schemas-microsoft-com:vml" xmlns:wp14="http://schemas.microsoft.com/office/word/2010/wordprocessingDrawing" xmlns:wp="http://schemas.openxmlformats.org/drawingml/2006/wordprocessingDrawing" xmlns:w10="urn:schemas-microsoft-com:office:word" xmlns:w="http://schemas.openxmlformats.org/wordprocessingml/2006/main" xmlns:w14="http://schemas.microsoft.com/office/word/2010/wordml" xmlns:w15="http://schemas.microsoft.com/office/word/2012/wordml" xmlns:w16cex="http://schemas.microsoft.com/office/word/2018/wordml/cex" xmlns:w16cid="http://schemas.microsoft.com/office/word/2016/wordml/cid" xmlns:w16="http://schemas.microsoft.com/office/word/2018/wordml" xmlns:w16du="http://schemas.microsoft.com/office/word/2023/wordml/word16du" xmlns:w16sdtdh="http://schemas.microsoft.com/office/word/2020/wordml/sdtdatahash" xmlns:w16sdtfl="http://schemas.microsoft.com/office/word/2024/wordml/sdtformatlock" xmlns:w16se="http://schemas.microsoft.com/office/word/2015/wordml/symex" xmlns:wpg="http://schemas.microsoft.com/office/word/2010/wordprocessingGroup" xmlns:wpi="http://schemas.microsoft.com/office/word/2010/wordprocessingInk" xmlns:wne="http://schemas.microsoft.com/office/word/2006/wordml" xmlns:wps="http://schemas.microsoft.com/office/word/2010/wordprocessingShape" mc:Ignorable="w14 w15 w16se w16cid w16 w16cex w16sdtdh w16sdtfl w16du wp14">
+  <w:footnote w:type="separator" w:id="-1">
+    <w:p>
+      <w:pPr>
+        <w:spacing w:after="0" w:line="240" w:lineRule="auto"/>
+      </w:pPr>
+      <w:r>
+        <w:separator/>
+      </w:r>
+    </w:p>
+  </w:footnote>
+  <w:footnote w:type="continuationSeparator" w:id="0">
+    <w:p>
+      <w:pPr>
+        <w:spacing w:after="0" w:line="240" w:lineRule="auto"/>
+      </w:pPr>
+      <w:r>
+        <w:continuationSeparator/>
+      </w:r>
+    </w:p>
+  </w:footnote>
+</w:footnotes>
+</file>
+
+<file path=word/numbering.xml><?xml version="1.0" encoding="utf-8"?>
+<w:numbering xmlns:wpc="http://schemas.microsoft.com/office/word/2010/wordprocessingCanvas" xmlns:cx="http://schemas.microsoft.com/office/drawing/2014/chartex" xmlns:cx1="http://schemas.microsoft.com/office/drawing/2015/9/8/chartex" xmlns:cx2="http://schemas.microsoft.com/office/drawing/2015/10/21/chartex" xmlns:cx3="http://schemas.microsoft.com/office/drawing/2016/5/9/chartex" xmlns:cx4="http://schemas.microsoft.com/office/drawing/2016/5/10/chartex" xmlns:cx5="http://schemas.microsoft.com/office/drawing/2016/5/11/chartex" xmlns:cx6="http://schemas.microsoft.com/office/drawing/2016/5/12/chartex" xmlns:cx7="http://schemas.microsoft.com/office/drawing/2016/5/13/chartex" xmlns:cx8="http://schemas.microsoft.com/office/drawing/2016/5/14/chartex" xmlns:mc="http://schemas.openxmlformats.org/markup-compatibility/2006" xmlns:aink="http://schemas.microsoft.com/office/drawing/2016/ink" xmlns:am3d="http://schemas.microsoft.com/office/drawing/2017/model3d" xmlns:o="urn:schemas-microsoft-com:office:office" xmlns:oel="http://schemas.microsoft.com/office/2019/extlst" xmlns:r="http://schemas.openxmlformats.org/officeDocument/2006/relationships" xmlns:m="http://schemas.openxmlformats.org/officeDocument/2006/math" xmlns:v="urn:schemas-microsoft-com:vml" xmlns:wp14="http://schemas.microsoft.com/office/word/2010/wordprocessingDrawing" xmlns:wp="http://schemas.openxmlformats.org/drawingml/2006/wordprocessingDrawing" xmlns:w10="urn:schemas-microsoft-com:office:word" xmlns:w="http://schemas.openxmlformats.org/wordprocessingml/2006/main" xmlns:w14="http://schemas.microsoft.com/office/word/2010/wordml" xmlns:w15="http://schemas.microsoft.com/office/word/2012/wordml" xmlns:w16cex="http://schemas.microsoft.com/office/word/2018/wordml/cex" xmlns:w16cid="http://schemas.microsoft.com/office/word/2016/wordml/cid" xmlns:w16="http://schemas.microsoft.com/office/word/2018/wordml" xmlns:w16du="http://schemas.microsoft.com/office/word/2023/wordml/word16du" xmlns:w16sdtdh="http://schemas.microsoft.com/office/word/2020/wordml/sdtdatahash" xmlns:w16sdtfl="http://schemas.microsoft.com/office/word/2024/wordml/sdtformatlock" xmlns:w16se="http://schemas.microsoft.com/office/word/2015/wordml/symex" xmlns:wpg="http://schemas.microsoft.com/office/word/2010/wordprocessingGroup" xmlns:wpi="http://schemas.microsoft.com/office/word/2010/wordprocessingInk" xmlns:wne="http://schemas.microsoft.com/office/word/2006/wordml" xmlns:wps="http://schemas.microsoft.com/office/word/2010/wordprocessingShape" mc:Ignorable="w14 w15 w16se w16cid w16 w16cex w16sdtdh w16sdtfl w16du wp14">
+  <w:abstractNum w:abstractNumId="0" w15:restartNumberingAfterBreak="0">
+    <w:nsid w:val="0AE238C6"/>
+    <w:multiLevelType w:val="hybridMultilevel"/>
+    <w:tmpl w:val="0C6E2B1E"/>
+    <w:lvl w:ilvl="0" w:tplc="8AD6B4C8">
+      <w:start w:val="1"/>
+      <w:numFmt w:val="lowerLetter"/>
+      <w:lvlText w:val="%1)"/>
+      <w:lvlJc w:val="left"/>
+      <w:pPr>
+        <w:ind w:left="1080" w:hanging="360"/>
+      </w:pPr>
+      <w:rPr>
+        <w:rFonts w:hint="default"/>
+      </w:rPr>
+    </w:lvl>
+    <w:lvl w:ilvl="1" w:tplc="04150019" w:tentative="1">
+      <w:start w:val="1"/>
+      <w:numFmt w:val="lowerLetter"/>
+      <w:lvlText w:val="%2."/>
+      <w:lvlJc w:val="left"/>
+      <w:pPr>
+        <w:ind w:left="1800" w:hanging="360"/>
+      </w:pPr>
+    </w:lvl>
+    <w:lvl w:ilvl="2" w:tplc="0415001B" w:tentative="1">
+      <w:start w:val="1"/>
+      <w:numFmt w:val="lowerRoman"/>
+      <w:lvlText w:val="%3."/>
+      <w:lvlJc w:val="right"/>
+      <w:pPr>
+        <w:ind w:left="2520" w:hanging="180"/>
+      </w:pPr>
+    </w:lvl>
+    <w:lvl w:ilvl="3" w:tplc="0415000F" w:tentative="1">
+      <w:start w:val="1"/>
+      <w:numFmt w:val="decimal"/>
+      <w:lvlText w:val="%4."/>
+      <w:lvlJc w:val="left"/>
+      <w:pPr>
+        <w:ind w:left="3240" w:hanging="360"/>
+      </w:pPr>
+    </w:lvl>
+    <w:lvl w:ilvl="4" w:tplc="04150019" w:tentative="1">
+      <w:start w:val="1"/>
+      <w:numFmt w:val="lowerLetter"/>
+      <w:lvlText w:val="%5."/>
+      <w:lvlJc w:val="left"/>
+      <w:pPr>
+        <w:ind w:left="3960" w:hanging="360"/>
+      </w:pPr>
+    </w:lvl>
+    <w:lvl w:ilvl="5" w:tplc="0415001B" w:tentative="1">
+      <w:start w:val="1"/>
+      <w:numFmt w:val="lowerRoman"/>
+      <w:lvlText w:val="%6."/>
+      <w:lvlJc w:val="right"/>
+      <w:pPr>
+        <w:ind w:left="4680" w:hanging="180"/>
+      </w:pPr>
+    </w:lvl>
+    <w:lvl w:ilvl="6" w:tplc="0415000F" w:tentative="1">
+      <w:start w:val="1"/>
+      <w:numFmt w:val="decimal"/>
+      <w:lvlText w:val="%7."/>
+      <w:lvlJc w:val="left"/>
+      <w:pPr>
+        <w:ind w:left="5400" w:hanging="360"/>
+      </w:pPr>
+    </w:lvl>
+    <w:lvl w:ilvl="7" w:tplc="04150019" w:tentative="1">
+      <w:start w:val="1"/>
+      <w:numFmt w:val="lowerLetter"/>
+      <w:lvlText w:val="%8."/>
+      <w:lvlJc w:val="left"/>
+      <w:pPr>
+        <w:ind w:left="6120" w:hanging="360"/>
+      </w:pPr>
+    </w:lvl>
+    <w:lvl w:ilvl="8" w:tplc="0415001B" w:tentative="1">
+      <w:start w:val="1"/>
+      <w:numFmt w:val="lowerRoman"/>
+      <w:lvlText w:val="%9."/>
+      <w:lvlJc w:val="right"/>
+      <w:pPr>
+        <w:ind w:left="6840" w:hanging="180"/>
+      </w:pPr>
+    </w:lvl>
+  </w:abstractNum>
+  <w:abstractNum w:abstractNumId="1" w15:restartNumberingAfterBreak="0">
+    <w:nsid w:val="28A16FDF"/>
+    <w:multiLevelType w:val="hybridMultilevel"/>
+    <w:tmpl w:val="F70AF46A"/>
+    <w:lvl w:ilvl="0" w:tplc="0415000F">
+      <w:start w:val="1"/>
+      <w:numFmt w:val="decimal"/>
+      <w:lvlText w:val="%1."/>
+      <w:lvlJc w:val="left"/>
+      <w:pPr>
+        <w:ind w:left="720" w:hanging="360"/>
+      </w:pPr>
+      <w:rPr>
+        <w:rFonts w:hint="default"/>
+      </w:rPr>
+    </w:lvl>
+    <w:lvl w:ilvl="1" w:tplc="04150019" w:tentative="1">
+      <w:start w:val="1"/>
+      <w:numFmt w:val="lowerLetter"/>
+      <w:lvlText w:val="%2."/>
+      <w:lvlJc w:val="left"/>
+      <w:pPr>
+        <w:ind w:left="1440" w:hanging="360"/>
+      </w:pPr>
+    </w:lvl>
+    <w:lvl w:ilvl="2" w:tplc="0415001B" w:tentative="1">
+      <w:start w:val="1"/>
+      <w:numFmt w:val="lowerRoman"/>
+      <w:lvlText w:val="%3."/>
+      <w:lvlJc w:val="right"/>
+      <w:pPr>
+        <w:ind w:left="2160" w:hanging="180"/>
+      </w:pPr>
+    </w:lvl>
+    <w:lvl w:ilvl="3" w:tplc="0415000F" w:tentative="1">
+      <w:start w:val="1"/>
+      <w:numFmt w:val="decimal"/>
+      <w:lvlText w:val="%4."/>
+      <w:lvlJc w:val="left"/>
+      <w:pPr>
+        <w:ind w:left="2880" w:hanging="360"/>
+      </w:pPr>
+    </w:lvl>
+    <w:lvl w:ilvl="4" w:tplc="04150019" w:tentative="1">
+      <w:start w:val="1"/>
+      <w:numFmt w:val="lowerLetter"/>
+      <w:lvlText w:val="%5."/>
+      <w:lvlJc w:val="left"/>
+      <w:pPr>
+        <w:ind w:left="3600" w:hanging="360"/>
+      </w:pPr>
+    </w:lvl>
+    <w:lvl w:ilvl="5" w:tplc="0415001B" w:tentative="1">
+      <w:start w:val="1"/>
+      <w:numFmt w:val="lowerRoman"/>
+      <w:lvlText w:val="%6."/>
+      <w:lvlJc w:val="right"/>
+      <w:pPr>
+        <w:ind w:left="4320" w:hanging="180"/>
+      </w:pPr>
+    </w:lvl>
+    <w:lvl w:ilvl="6" w:tplc="0415000F" w:tentative="1">
+      <w:start w:val="1"/>
+      <w:numFmt w:val="decimal"/>
+      <w:lvlText w:val="%7."/>
+      <w:lvlJc w:val="left"/>
+      <w:pPr>
+        <w:ind w:left="5040" w:hanging="360"/>
+      </w:pPr>
+    </w:lvl>
+    <w:lvl w:ilvl="7" w:tplc="04150019" w:tentative="1">
+      <w:start w:val="1"/>
+      <w:numFmt w:val="lowerLetter"/>
+      <w:lvlText w:val="%8."/>
+      <w:lvlJc w:val="left"/>
+      <w:pPr>
+        <w:ind w:left="5760" w:hanging="360"/>
+      </w:pPr>
+    </w:lvl>
+    <w:lvl w:ilvl="8" w:tplc="0415001B" w:tentative="1">
+      <w:start w:val="1"/>
+      <w:numFmt w:val="lowerRoman"/>
+      <w:lvlText w:val="%9."/>
+      <w:lvlJc w:val="right"/>
+      <w:pPr>
+        <w:ind w:left="6480" w:hanging="180"/>
+      </w:pPr>
+    </w:lvl>
+  </w:abstractNum>
+  <w:abstractNum w:abstractNumId="2" w15:restartNumberingAfterBreak="0">
+    <w:nsid w:val="36163A0F"/>
+    <w:multiLevelType w:val="hybridMultilevel"/>
+    <w:tmpl w:val="E2BA8114"/>
+    <w:lvl w:ilvl="0" w:tplc="727A2662">
+      <w:start w:val="1"/>
+      <w:numFmt w:val="lowerLetter"/>
+      <w:lvlText w:val="%1)"/>
+      <w:lvlJc w:val="left"/>
+      <w:pPr>
+        <w:ind w:left="1080" w:hanging="360"/>
+      </w:pPr>
+      <w:rPr>
+        <w:rFonts w:hint="default"/>
+      </w:rPr>
+    </w:lvl>
+    <w:lvl w:ilvl="1" w:tplc="04150019" w:tentative="1">
+      <w:start w:val="1"/>
+      <w:numFmt w:val="lowerLetter"/>
+      <w:lvlText w:val="%2."/>
+      <w:lvlJc w:val="left"/>
+      <w:pPr>
+        <w:ind w:left="1800" w:hanging="360"/>
+      </w:pPr>
+    </w:lvl>
+    <w:lvl w:ilvl="2" w:tplc="0415001B" w:tentative="1">
+      <w:start w:val="1"/>
+      <w:numFmt w:val="lowerRoman"/>
+      <w:lvlText w:val="%3."/>
+      <w:lvlJc w:val="right"/>
+      <w:pPr>
+        <w:ind w:left="2520" w:hanging="180"/>
+      </w:pPr>
+    </w:lvl>
+    <w:lvl w:ilvl="3" w:tplc="0415000F" w:tentative="1">
+      <w:start w:val="1"/>
+      <w:numFmt w:val="decimal"/>
+      <w:lvlText w:val="%4."/>
+      <w:lvlJc w:val="left"/>
+      <w:pPr>
+        <w:ind w:left="3240" w:hanging="360"/>
+      </w:pPr>
+    </w:lvl>
+    <w:lvl w:ilvl="4" w:tplc="04150019" w:tentative="1">
+      <w:start w:val="1"/>
+      <w:numFmt w:val="lowerLetter"/>
+      <w:lvlText w:val="%5."/>
+      <w:lvlJc w:val="left"/>
+      <w:pPr>
+        <w:ind w:left="3960" w:hanging="360"/>
+      </w:pPr>
+    </w:lvl>
+    <w:lvl w:ilvl="5" w:tplc="0415001B" w:tentative="1">
+      <w:start w:val="1"/>
+      <w:numFmt w:val="lowerRoman"/>
+      <w:lvlText w:val="%6."/>
+      <w:lvlJc w:val="right"/>
+      <w:pPr>
+        <w:ind w:left="4680" w:hanging="180"/>
+      </w:pPr>
+    </w:lvl>
+    <w:lvl w:ilvl="6" w:tplc="0415000F" w:tentative="1">
+      <w:start w:val="1"/>
+      <w:numFmt w:val="decimal"/>
+      <w:lvlText w:val="%7."/>
+      <w:lvlJc w:val="left"/>
+      <w:pPr>
+        <w:ind w:left="5400" w:hanging="360"/>
+      </w:pPr>
+    </w:lvl>
+    <w:lvl w:ilvl="7" w:tplc="04150019" w:tentative="1">
+      <w:start w:val="1"/>
+      <w:numFmt w:val="lowerLetter"/>
+      <w:lvlText w:val="%8."/>
+      <w:lvlJc w:val="left"/>
+      <w:pPr>
+        <w:ind w:left="6120" w:hanging="360"/>
+      </w:pPr>
+    </w:lvl>
+    <w:lvl w:ilvl="8" w:tplc="0415001B" w:tentative="1">
+      <w:start w:val="1"/>
+      <w:numFmt w:val="lowerRoman"/>
+      <w:lvlText w:val="%9."/>
+      <w:lvlJc w:val="right"/>
+      <w:pPr>
+        <w:ind w:left="6840" w:hanging="180"/>
+      </w:pPr>
+    </w:lvl>
+  </w:abstractNum>
+  <w:abstractNum w:abstractNumId="3" w15:restartNumberingAfterBreak="0">
+    <w:nsid w:val="639E770A"/>
+    <w:multiLevelType w:val="hybridMultilevel"/>
+    <w:tmpl w:val="5ED44B9A"/>
+    <w:lvl w:ilvl="0" w:tplc="88CCA2DC">
+      <w:start w:val="1"/>
+      <w:numFmt w:val="lowerLetter"/>
+      <w:lvlText w:val="%1)"/>
+      <w:lvlJc w:val="left"/>
+      <w:pPr>
+        <w:ind w:left="1080" w:hanging="360"/>
+      </w:pPr>
+      <w:rPr>
+        <w:rFonts w:hint="default"/>
+      </w:rPr>
+    </w:lvl>
+    <w:lvl w:ilvl="1" w:tplc="04150019" w:tentative="1">
+      <w:start w:val="1"/>
+      <w:numFmt w:val="lowerLetter"/>
+      <w:lvlText w:val="%2."/>
+      <w:lvlJc w:val="left"/>
+      <w:pPr>
+        <w:ind w:left="1800" w:hanging="360"/>
+      </w:pPr>
+    </w:lvl>
+    <w:lvl w:ilvl="2" w:tplc="0415001B" w:tentative="1">
+      <w:start w:val="1"/>
+      <w:numFmt w:val="lowerRoman"/>
+      <w:lvlText w:val="%3."/>
+      <w:lvlJc w:val="right"/>
+      <w:pPr>
+        <w:ind w:left="2520" w:hanging="180"/>
+      </w:pPr>
+    </w:lvl>
+    <w:lvl w:ilvl="3" w:tplc="0415000F" w:tentative="1">
+      <w:start w:val="1"/>
+      <w:numFmt w:val="decimal"/>
+      <w:lvlText w:val="%4."/>
+      <w:lvlJc w:val="left"/>
+      <w:pPr>
+        <w:ind w:left="3240" w:hanging="360"/>
+      </w:pPr>
+    </w:lvl>
+    <w:lvl w:ilvl="4" w:tplc="04150019" w:tentative="1">
+      <w:start w:val="1"/>
+      <w:numFmt w:val="lowerLetter"/>
+      <w:lvlText w:val="%5."/>
+      <w:lvlJc w:val="left"/>
+      <w:pPr>
+        <w:ind w:left="3960" w:hanging="360"/>
+      </w:pPr>
+    </w:lvl>
+    <w:lvl w:ilvl="5" w:tplc="0415001B" w:tentative="1">
+      <w:start w:val="1"/>
+      <w:numFmt w:val="lowerRoman"/>
+      <w:lvlText w:val="%6."/>
+      <w:lvlJc w:val="right"/>
+      <w:pPr>
+        <w:ind w:left="4680" w:hanging="180"/>
+      </w:pPr>
+    </w:lvl>
+    <w:lvl w:ilvl="6" w:tplc="0415000F" w:tentative="1">
+      <w:start w:val="1"/>
+      <w:numFmt w:val="decimal"/>
+      <w:lvlText w:val="%7."/>
+      <w:lvlJc w:val="left"/>
+      <w:pPr>
+        <w:ind w:left="5400" w:hanging="360"/>
+      </w:pPr>
+    </w:lvl>
+    <w:lvl w:ilvl="7" w:tplc="04150019" w:tentative="1">
+      <w:start w:val="1"/>
+      <w:numFmt w:val="lowerLetter"/>
+      <w:lvlText w:val="%8."/>
+      <w:lvlJc w:val="left"/>
+      <w:pPr>
+        <w:ind w:left="6120" w:hanging="360"/>
+      </w:pPr>
+    </w:lvl>
+    <w:lvl w:ilvl="8" w:tplc="0415001B" w:tentative="1">
+      <w:start w:val="1"/>
+      <w:numFmt w:val="lowerRoman"/>
+      <w:lvlText w:val="%9."/>
+      <w:lvlJc w:val="right"/>
+      <w:pPr>
+        <w:ind w:left="6840" w:hanging="180"/>
+      </w:pPr>
+    </w:lvl>
+  </w:abstractNum>
+  <w:num w:numId="1" w16cid:durableId="730270042">
+    <w:abstractNumId w:val="1"/>
+  </w:num>
+  <w:num w:numId="2" w16cid:durableId="1092748579">
+    <w:abstractNumId w:val="0"/>
+  </w:num>
+  <w:num w:numId="3" w16cid:durableId="1381703920">
+    <w:abstractNumId w:val="3"/>
+  </w:num>
+  <w:num w:numId="4" w16cid:durableId="514460143">
+    <w:abstractNumId w:val="2"/>
+  </w:num>
+</w:numbering>
 </file>
 
 <file path=word/styles.xml><?xml version="1.0" encoding="utf-8"?>
@@ -930,6 +4740,74 @@
       <w:spacing w:val="5"/>
     </w:rPr>
   </w:style>
+  <w:style w:type="paragraph" w:customStyle="1" w:styleId="paragraph">
+    <w:name w:val="paragraph"/>
+    <w:basedOn w:val="Normalny"/>
+    <w:rsid w:val="00D13999"/>
+    <w:pPr>
+      <w:spacing w:before="100" w:beforeAutospacing="1" w:after="100" w:afterAutospacing="1" w:line="240" w:lineRule="auto"/>
+    </w:pPr>
+    <w:rPr>
+      <w:rFonts w:ascii="Times New Roman" w:eastAsia="Times New Roman" w:hAnsi="Times New Roman" w:cs="Times New Roman"/>
+      <w:kern w:val="0"/>
+      <w:lang w:eastAsia="pl-PL"/>
+      <w14:ligatures w14:val="none"/>
+    </w:rPr>
+  </w:style>
+  <w:style w:type="character" w:customStyle="1" w:styleId="normaltextrun">
+    <w:name w:val="normaltextrun"/>
+    <w:basedOn w:val="Domylnaczcionkaakapitu"/>
+    <w:rsid w:val="00D13999"/>
+  </w:style>
+  <w:style w:type="character" w:customStyle="1" w:styleId="eop">
+    <w:name w:val="eop"/>
+    <w:basedOn w:val="Domylnaczcionkaakapitu"/>
+    <w:rsid w:val="00D13999"/>
+  </w:style>
+  <w:style w:type="paragraph" w:styleId="Nagwek">
+    <w:name w:val="header"/>
+    <w:basedOn w:val="Normalny"/>
+    <w:link w:val="NagwekZnak"/>
+    <w:uiPriority w:val="99"/>
+    <w:unhideWhenUsed/>
+    <w:rsid w:val="00C80AC7"/>
+    <w:pPr>
+      <w:tabs>
+        <w:tab w:val="center" w:pos="4536"/>
+        <w:tab w:val="right" w:pos="9072"/>
+      </w:tabs>
+      <w:spacing w:after="0" w:line="240" w:lineRule="auto"/>
+    </w:pPr>
+  </w:style>
+  <w:style w:type="character" w:customStyle="1" w:styleId="NagwekZnak">
+    <w:name w:val="Nagłówek Znak"/>
+    <w:basedOn w:val="Domylnaczcionkaakapitu"/>
+    <w:link w:val="Nagwek"/>
+    <w:uiPriority w:val="99"/>
+    <w:rsid w:val="00C80AC7"/>
+  </w:style>
+  <w:style w:type="paragraph" w:styleId="Stopka">
+    <w:name w:val="footer"/>
+    <w:basedOn w:val="Normalny"/>
+    <w:link w:val="StopkaZnak"/>
+    <w:uiPriority w:val="99"/>
+    <w:unhideWhenUsed/>
+    <w:rsid w:val="00C80AC7"/>
+    <w:pPr>
+      <w:tabs>
+        <w:tab w:val="center" w:pos="4536"/>
+        <w:tab w:val="right" w:pos="9072"/>
+      </w:tabs>
+      <w:spacing w:after="0" w:line="240" w:lineRule="auto"/>
+    </w:pPr>
+  </w:style>
+  <w:style w:type="character" w:customStyle="1" w:styleId="StopkaZnak">
+    <w:name w:val="Stopka Znak"/>
+    <w:basedOn w:val="Domylnaczcionkaakapitu"/>
+    <w:link w:val="Stopka"/>
+    <w:uiPriority w:val="99"/>
+    <w:rsid w:val="00C80AC7"/>
+  </w:style>
 </w:styles>
 </file>
 
@@ -1246,4 +5124,245 @@
     </a:ext>
   </a:extLst>
 </a:theme>
+</file>
+
+<file path=customXml/item1.xml><?xml version="1.0" encoding="utf-8"?>
+<p:properties xmlns:p="http://schemas.microsoft.com/office/2006/metadata/properties" xmlns:xsi="http://www.w3.org/2001/XMLSchema-instance" xmlns:pc="http://schemas.microsoft.com/office/infopath/2007/PartnerControls">
+  <documentManagement>
+    <_activity xmlns="9eb77685-2cab-4337-b668-a554c12989a6" xsi:nil="true"/>
+  </documentManagement>
+</p:properties>
+</file>
+
+<file path=customXml/item2.xml><?xml version="1.0" encoding="utf-8"?>
+<?mso-contentType ?>
+<FormTemplates xmlns="http://schemas.microsoft.com/sharepoint/v3/contenttype/forms">
+  <Display>DocumentLibraryForm</Display>
+  <Edit>DocumentLibraryForm</Edit>
+  <New>DocumentLibraryForm</New>
+</FormTemplates>
+</file>
+
+<file path=customXml/item3.xml><?xml version="1.0" encoding="utf-8"?>
+<ct:contentTypeSchema xmlns:ct="http://schemas.microsoft.com/office/2006/metadata/contentType" xmlns:ma="http://schemas.microsoft.com/office/2006/metadata/properties/metaAttributes" ct:_="" ma:_="" ma:contentTypeName="Dokument" ma:contentTypeID="0x01010097022DFF624B344898D018C435EF24A3" ma:contentTypeVersion="10" ma:contentTypeDescription="Utwórz nowy dokument." ma:contentTypeScope="" ma:versionID="c0ec36d36063272e43fb81bd4bfb27cd">
+  <xsd:schema xmlns:xsd="http://www.w3.org/2001/XMLSchema" xmlns:xs="http://www.w3.org/2001/XMLSchema" xmlns:p="http://schemas.microsoft.com/office/2006/metadata/properties" xmlns:ns3="9eb77685-2cab-4337-b668-a554c12989a6" targetNamespace="http://schemas.microsoft.com/office/2006/metadata/properties" ma:root="true" ma:fieldsID="cf21397724faef5225f344c39cf030bd" ns3:_="">
+    <xsd:import namespace="9eb77685-2cab-4337-b668-a554c12989a6"/>
+    <xsd:element name="properties">
+      <xsd:complexType>
+        <xsd:sequence>
+          <xsd:element name="documentManagement">
+            <xsd:complexType>
+              <xsd:all>
+                <xsd:element ref="ns3:MediaServiceDateTaken" minOccurs="0"/>
+                <xsd:element ref="ns3:MediaServiceMetadata" minOccurs="0"/>
+                <xsd:element ref="ns3:MediaServiceFastMetadata" minOccurs="0"/>
+                <xsd:element ref="ns3:MediaServiceSearchProperties" minOccurs="0"/>
+                <xsd:element ref="ns3:MediaServiceObjectDetectorVersions" minOccurs="0"/>
+                <xsd:element ref="ns3:_activity" minOccurs="0"/>
+                <xsd:element ref="ns3:MediaServiceSystemTags" minOccurs="0"/>
+                <xsd:element ref="ns3:MediaServiceOCR" minOccurs="0"/>
+                <xsd:element ref="ns3:MediaServiceGenerationTime" minOccurs="0"/>
+                <xsd:element ref="ns3:MediaServiceEventHashCode" minOccurs="0"/>
+              </xsd:all>
+            </xsd:complexType>
+          </xsd:element>
+        </xsd:sequence>
+      </xsd:complexType>
+    </xsd:element>
+  </xsd:schema>
+  <xsd:schema xmlns:xsd="http://www.w3.org/2001/XMLSchema" xmlns:xs="http://www.w3.org/2001/XMLSchema" xmlns:dms="http://schemas.microsoft.com/office/2006/documentManagement/types" xmlns:pc="http://schemas.microsoft.com/office/infopath/2007/PartnerControls" targetNamespace="9eb77685-2cab-4337-b668-a554c12989a6" elementFormDefault="qualified">
+    <xsd:import namespace="http://schemas.microsoft.com/office/2006/documentManagement/types"/>
+    <xsd:import namespace="http://schemas.microsoft.com/office/infopath/2007/PartnerControls"/>
+    <xsd:element name="MediaServiceDateTaken" ma:index="8" nillable="true" ma:displayName="MediaServiceDateTaken" ma:hidden="true" ma:indexed="true" ma:internalName="MediaServiceDateTaken" ma:readOnly="true">
+      <xsd:simpleType>
+        <xsd:restriction base="dms:Text"/>
+      </xsd:simpleType>
+    </xsd:element>
+    <xsd:element name="MediaServiceMetadata" ma:index="9" nillable="true" ma:displayName="MediaServiceMetadata" ma:hidden="true" ma:internalName="MediaServiceMetadata" ma:readOnly="true">
+      <xsd:simpleType>
+        <xsd:restriction base="dms:Note"/>
+      </xsd:simpleType>
+    </xsd:element>
+    <xsd:element name="MediaServiceFastMetadata" ma:index="10" nillable="true" ma:displayName="MediaServiceFastMetadata" ma:hidden="true" ma:internalName="MediaServiceFastMetadata" ma:readOnly="true">
+      <xsd:simpleType>
+        <xsd:restriction base="dms:Note"/>
+      </xsd:simpleType>
+    </xsd:element>
+    <xsd:element name="MediaServiceSearchProperties" ma:index="11" nillable="true" ma:displayName="MediaServiceSearchProperties" ma:hidden="true" ma:internalName="MediaServiceSearchProperties" ma:readOnly="true">
+      <xsd:simpleType>
+        <xsd:restriction base="dms:Note"/>
+      </xsd:simpleType>
+    </xsd:element>
+    <xsd:element name="MediaServiceObjectDetectorVersions" ma:index="12" nillable="true" ma:displayName="MediaServiceObjectDetectorVersions" ma:hidden="true" ma:indexed="true" ma:internalName="MediaServiceObjectDetectorVersions" ma:readOnly="true">
+      <xsd:simpleType>
+        <xsd:restriction base="dms:Text"/>
+      </xsd:simpleType>
+    </xsd:element>
+    <xsd:element name="_activity" ma:index="13" nillable="true" ma:displayName="_activity" ma:hidden="true" ma:internalName="_activity">
+      <xsd:simpleType>
+        <xsd:restriction base="dms:Note"/>
+      </xsd:simpleType>
+    </xsd:element>
+    <xsd:element name="MediaServiceSystemTags" ma:index="14" nillable="true" ma:displayName="MediaServiceSystemTags" ma:hidden="true" ma:internalName="MediaServiceSystemTags" ma:readOnly="true">
+      <xsd:simpleType>
+        <xsd:restriction base="dms:Note"/>
+      </xsd:simpleType>
+    </xsd:element>
+    <xsd:element name="MediaServiceOCR" ma:index="15" nillable="true" ma:displayName="Extracted Text" ma:internalName="MediaServiceOCR" ma:readOnly="true">
+      <xsd:simpleType>
+        <xsd:restriction base="dms:Note">
+          <xsd:maxLength value="255"/>
+        </xsd:restriction>
+      </xsd:simpleType>
+    </xsd:element>
+    <xsd:element name="MediaServiceGenerationTime" ma:index="16" nillable="true" ma:displayName="MediaServiceGenerationTime" ma:hidden="true" ma:internalName="MediaServiceGenerationTime" ma:readOnly="true">
+      <xsd:simpleType>
+        <xsd:restriction base="dms:Text"/>
+      </xsd:simpleType>
+    </xsd:element>
+    <xsd:element name="MediaServiceEventHashCode" ma:index="17" nillable="true" ma:displayName="MediaServiceEventHashCode" ma:hidden="true" ma:internalName="MediaServiceEventHashCode" ma:readOnly="true">
+      <xsd:simpleType>
+        <xsd:restriction base="dms:Text"/>
+      </xsd:simpleType>
+    </xsd:element>
+  </xsd:schema>
+  <xsd:schema xmlns="http://schemas.openxmlformats.org/package/2006/metadata/core-properties" xmlns:xsd="http://www.w3.org/2001/XMLSchema" xmlns:xsi="http://www.w3.org/2001/XMLSchema-instance" xmlns:dc="http://purl.org/dc/elements/1.1/" xmlns:dcterms="http://purl.org/dc/terms/" xmlns:odoc="http://schemas.microsoft.com/internal/obd" targetNamespace="http://schemas.openxmlformats.org/package/2006/metadata/core-properties" elementFormDefault="qualified" attributeFormDefault="unqualified" blockDefault="#all">
+    <xsd:import namespace="http://purl.org/dc/elements/1.1/" schemaLocation="http://dublincore.org/schemas/xmls/qdc/2003/04/02/dc.xsd"/>
+    <xsd:import namespace="http://purl.org/dc/terms/" schemaLocation="http://dublincore.org/schemas/xmls/qdc/2003/04/02/dcterms.xsd"/>
+    <xsd:element name="coreProperties" type="CT_coreProperties"/>
+    <xsd:complexType name="CT_coreProperties">
+      <xsd:all>
+        <xsd:element ref="dc:creator" minOccurs="0" maxOccurs="1"/>
+        <xsd:element ref="dcterms:created" minOccurs="0" maxOccurs="1"/>
+        <xsd:element ref="dc:identifier" minOccurs="0" maxOccurs="1"/>
+        <xsd:element name="contentType" minOccurs="0" maxOccurs="1" type="xsd:string" ma:index="0" ma:displayName="Typ zawartości"/>
+        <xsd:element ref="dc:title" minOccurs="0" maxOccurs="1" ma:index="4" ma:displayName="Tytuł"/>
+        <xsd:element ref="dc:subject" minOccurs="0" maxOccurs="1"/>
+        <xsd:element ref="dc:description" minOccurs="0" maxOccurs="1"/>
+        <xsd:element name="keywords" minOccurs="0" maxOccurs="1" type="xsd:string"/>
+        <xsd:element ref="dc:language" minOccurs="0" maxOccurs="1"/>
+        <xsd:element name="category" minOccurs="0" maxOccurs="1" type="xsd:string"/>
+        <xsd:element name="version" minOccurs="0" maxOccurs="1" type="xsd:string"/>
+        <xsd:element name="revision" minOccurs="0" maxOccurs="1" type="xsd:string">
+          <xsd:annotation>
+            <xsd:documentation>
+                        This value indicates the number of saves or revisions. The application is responsible for updating this value after each revision.
+                    </xsd:documentation>
+          </xsd:annotation>
+        </xsd:element>
+        <xsd:element name="lastModifiedBy" minOccurs="0" maxOccurs="1" type="xsd:string"/>
+        <xsd:element ref="dcterms:modified" minOccurs="0" maxOccurs="1"/>
+        <xsd:element name="contentStatus" minOccurs="0" maxOccurs="1" type="xsd:string"/>
+      </xsd:all>
+    </xsd:complexType>
+  </xsd:schema>
+  <xs:schema xmlns:pc="http://schemas.microsoft.com/office/infopath/2007/PartnerControls" xmlns:xs="http://www.w3.org/2001/XMLSchema" targetNamespace="http://schemas.microsoft.com/office/infopath/2007/PartnerControls" elementFormDefault="qualified" attributeFormDefault="unqualified">
+    <xs:element name="Person">
+      <xs:complexType>
+        <xs:sequence>
+          <xs:element ref="pc:DisplayName" minOccurs="0"/>
+          <xs:element ref="pc:AccountId" minOccurs="0"/>
+          <xs:element ref="pc:AccountType" minOccurs="0"/>
+        </xs:sequence>
+      </xs:complexType>
+    </xs:element>
+    <xs:element name="DisplayName" type="xs:string"/>
+    <xs:element name="AccountId" type="xs:string"/>
+    <xs:element name="AccountType" type="xs:string"/>
+    <xs:element name="BDCAssociatedEntity">
+      <xs:complexType>
+        <xs:sequence>
+          <xs:element ref="pc:BDCEntity" minOccurs="0" maxOccurs="unbounded"/>
+        </xs:sequence>
+        <xs:attribute ref="pc:EntityNamespace"/>
+        <xs:attribute ref="pc:EntityName"/>
+        <xs:attribute ref="pc:SystemInstanceName"/>
+        <xs:attribute ref="pc:AssociationName"/>
+      </xs:complexType>
+    </xs:element>
+    <xs:attribute name="EntityNamespace" type="xs:string"/>
+    <xs:attribute name="EntityName" type="xs:string"/>
+    <xs:attribute name="SystemInstanceName" type="xs:string"/>
+    <xs:attribute name="AssociationName" type="xs:string"/>
+    <xs:element name="BDCEntity">
+      <xs:complexType>
+        <xs:sequence>
+          <xs:element ref="pc:EntityDisplayName" minOccurs="0"/>
+          <xs:element ref="pc:EntityInstanceReference" minOccurs="0"/>
+          <xs:element ref="pc:EntityId1" minOccurs="0"/>
+          <xs:element ref="pc:EntityId2" minOccurs="0"/>
+          <xs:element ref="pc:EntityId3" minOccurs="0"/>
+          <xs:element ref="pc:EntityId4" minOccurs="0"/>
+          <xs:element ref="pc:EntityId5" minOccurs="0"/>
+        </xs:sequence>
+      </xs:complexType>
+    </xs:element>
+    <xs:element name="EntityDisplayName" type="xs:string"/>
+    <xs:element name="EntityInstanceReference" type="xs:string"/>
+    <xs:element name="EntityId1" type="xs:string"/>
+    <xs:element name="EntityId2" type="xs:string"/>
+    <xs:element name="EntityId3" type="xs:string"/>
+    <xs:element name="EntityId4" type="xs:string"/>
+    <xs:element name="EntityId5" type="xs:string"/>
+    <xs:element name="Terms">
+      <xs:complexType>
+        <xs:sequence>
+          <xs:element ref="pc:TermInfo" minOccurs="0" maxOccurs="unbounded"/>
+        </xs:sequence>
+      </xs:complexType>
+    </xs:element>
+    <xs:element name="TermInfo">
+      <xs:complexType>
+        <xs:sequence>
+          <xs:element ref="pc:TermName" minOccurs="0"/>
+          <xs:element ref="pc:TermId" minOccurs="0"/>
+        </xs:sequence>
+      </xs:complexType>
+    </xs:element>
+    <xs:element name="TermName" type="xs:string"/>
+    <xs:element name="TermId" type="xs:string"/>
+  </xs:schema>
+</ct:contentTypeSchema>
+</file>
+
+<file path=customXml/itemProps1.xml><?xml version="1.0" encoding="utf-8"?>
+<ds:datastoreItem xmlns:ds="http://schemas.openxmlformats.org/officeDocument/2006/customXml" ds:itemID="{D24DD76F-94B0-4492-9E22-C77AA1F9878C}">
+  <ds:schemaRefs>
+    <ds:schemaRef ds:uri="http://schemas.microsoft.com/office/2006/metadata/properties"/>
+    <ds:schemaRef ds:uri="http://schemas.microsoft.com/office/infopath/2007/PartnerControls"/>
+    <ds:schemaRef ds:uri="9eb77685-2cab-4337-b668-a554c12989a6"/>
+  </ds:schemaRefs>
+</ds:datastoreItem>
+</file>
+
+<file path=customXml/itemProps2.xml><?xml version="1.0" encoding="utf-8"?>
+<ds:datastoreItem xmlns:ds="http://schemas.openxmlformats.org/officeDocument/2006/customXml" ds:itemID="{3B0C9039-F362-483A-8F7A-81C98C48387A}">
+  <ds:schemaRefs>
+    <ds:schemaRef ds:uri="http://schemas.microsoft.com/sharepoint/v3/contenttype/forms"/>
+  </ds:schemaRefs>
+</ds:datastoreItem>
+</file>
+
+<file path=customXml/itemProps3.xml><?xml version="1.0" encoding="utf-8"?>
+<ds:datastoreItem xmlns:ds="http://schemas.openxmlformats.org/officeDocument/2006/customXml" ds:itemID="{32F7DAD3-B890-4D0E-AE41-FE1624284D9B}">
+  <ds:schemaRefs>
+    <ds:schemaRef ds:uri="http://schemas.microsoft.com/office/2006/metadata/contentType"/>
+    <ds:schemaRef ds:uri="http://schemas.microsoft.com/office/2006/metadata/properties/metaAttributes"/>
+    <ds:schemaRef ds:uri="http://www.w3.org/2001/XMLSchema"/>
+    <ds:schemaRef ds:uri="http://schemas.microsoft.com/office/2006/metadata/properties"/>
+    <ds:schemaRef ds:uri="9eb77685-2cab-4337-b668-a554c12989a6"/>
+    <ds:schemaRef ds:uri="http://schemas.microsoft.com/office/2006/documentManagement/types"/>
+    <ds:schemaRef ds:uri="http://schemas.microsoft.com/office/infopath/2007/PartnerControls"/>
+    <ds:schemaRef ds:uri="http://schemas.openxmlformats.org/package/2006/metadata/core-properties"/>
+    <ds:schemaRef ds:uri="http://purl.org/dc/elements/1.1/"/>
+    <ds:schemaRef ds:uri="http://purl.org/dc/terms/"/>
+    <ds:schemaRef ds:uri="http://schemas.microsoft.com/internal/obd"/>
+  </ds:schemaRefs>
+</ds:datastoreItem>
+</file>
+
+<file path=docMetadata/LabelInfo.xml><?xml version="1.0" encoding="utf-8"?>
+<clbl:labelList xmlns:clbl="http://schemas.microsoft.com/office/2020/mipLabelMetadata">
+  <clbl:label id="{e66af1e9-d714-4a1f-8101-22a504f9622f}" enabled="0" method="" siteId="{e66af1e9-d714-4a1f-8101-22a504f9622f}" removed="1"/>
+</clbl:labelList>
 </file>